--- a/Content for WIEMO Website.docx
+++ b/Content for WIEMO Website.docx
@@ -4,14 +4,80 @@
   <w:body>
     <w:p>
       <w:pPr>
+        <w:pStyle w:val="Title"/>
+        <w:keepNext w:val="0"/>
+        <w:keepLines w:val="0"/>
+        <w:pageBreakBefore w:val="0"/>
+        <w:widowControl w:val="0"/>
+        <w:pBdr>
+          <w:top w:space="0" w:sz="0" w:val="nil"/>
+          <w:left w:space="0" w:sz="0" w:val="nil"/>
+          <w:bottom w:space="0" w:sz="0" w:val="nil"/>
+          <w:right w:space="0" w:sz="0" w:val="nil"/>
+          <w:between w:space="0" w:sz="0" w:val="nil"/>
+        </w:pBdr>
+        <w:shd w:fill="auto" w:val="clear"/>
+        <w:spacing w:after="0" w:before="0" w:line="276" w:lineRule="auto"/>
+        <w:ind w:left="0" w:right="0" w:firstLine="0"/>
+        <w:jc w:val="left"/>
+        <w:rPr>
+          <w:rFonts w:ascii="Arial" w:cs="Arial" w:eastAsia="Arial" w:hAnsi="Arial"/>
+          <w:b w:val="0"/>
+          <w:bCs w:val="0"/>
+          <w:i w:val="0"/>
+          <w:iCs w:val="0"/>
+          <w:smallCaps w:val="0"/>
+          <w:strike w:val="0"/>
+          <w:color w:val="000000"/>
+          <w:sz w:val="22"/>
+          <w:szCs w:val="22"/>
+          <w:u w:val="none"/>
+          <w:shd w:fill="auto" w:val="clear"/>
+          <w:vertAlign w:val="baseline"/>
+        </w:rPr>
+        <w:sectPr>
+          <w:pgSz w:h="15840" w:w="12240" w:orient="portrait"/>
+          <w:pgMar w:bottom="1440" w:top="1440" w:left="1440" w:right="1440" w:header="720" w:footer="720"/>
+          <w:pgNumType w:start="1"/>
+        </w:sectPr>
+      </w:pPr>
+      <w:bookmarkStart w:colFirst="0" w:colLast="0" w:name="_rgg57o534hk1" w:id="0"/>
+      <w:bookmarkEnd w:id="0"/>
+      <w:r>
+        <w:rPr>
+          <w:rFonts w:ascii="Arial" w:cs="Arial" w:eastAsia="Arial" w:hAnsi="Arial"/>
+          <w:b w:val="0"/>
+          <w:bCs w:val="0"/>
+          <w:i w:val="0"/>
+          <w:iCs w:val="0"/>
+          <w:smallCaps w:val="0"/>
+          <w:strike w:val="0"/>
+          <w:color w:val="000000"/>
+          <w:sz w:val="52"/>
+          <w:szCs w:val="52"/>
+          <w:u w:val="none"/>
+          <w:shd w:fill="auto" w:val="clear"/>
+          <w:vertAlign w:val="baseline"/>
+          <w:rtl w:val="0"/>
+        </w:rPr>
+        <w:t xml:space="preserve">Home</w:t>
+      </w:r>
+      <w:r>
+        <w:rPr>
+          <w:rtl w:val="0"/>
+        </w:rPr>
+      </w:r>
+    </w:p>
+    <w:p>
+      <w:pPr>
         <w:pStyle w:val="Heading1"/>
         <w:jc w:val="center"/>
         <w:rPr>
           <w:rFonts w:ascii="Times New Roman" w:cs="Times New Roman" w:eastAsia="Times New Roman" w:hAnsi="Times New Roman"/>
         </w:rPr>
       </w:pPr>
-      <w:bookmarkStart w:colFirst="0" w:colLast="0" w:name="_7i516jal5dxy" w:id="0"/>
-      <w:bookmarkEnd w:id="0"/>
+      <w:bookmarkStart w:colFirst="0" w:colLast="0" w:name="_7i516jal5dxy" w:id="1"/>
+      <w:bookmarkEnd w:id="1"/>
       <w:r>
         <w:rPr>
           <w:rFonts w:ascii="Times New Roman" w:cs="Times New Roman" w:eastAsia="Times New Roman" w:hAnsi="Times New Roman"/>
@@ -37,7 +103,6 @@
     </w:p>
     <w:p>
       <w:pPr>
-        <w:jc w:val="left"/>
         <w:rPr>
           <w:rFonts w:ascii="Times New Roman" w:cs="Times New Roman" w:eastAsia="Times New Roman" w:hAnsi="Times New Roman"/>
         </w:rPr>
@@ -52,7 +117,6 @@
     </w:p>
     <w:p>
       <w:pPr>
-        <w:jc w:val="left"/>
         <w:rPr>
           <w:rFonts w:ascii="Times New Roman" w:cs="Times New Roman" w:eastAsia="Times New Roman" w:hAnsi="Times New Roman"/>
         </w:rPr>
@@ -67,6 +131,44 @@
     </w:p>
     <w:p>
       <w:pPr>
+        <w:rPr>
+          <w:rFonts w:ascii="Times New Roman" w:cs="Times New Roman" w:eastAsia="Times New Roman" w:hAnsi="Times New Roman"/>
+        </w:rPr>
+      </w:pPr>
+      <w:r>
+        <w:rPr>
+          <w:rtl w:val="0"/>
+        </w:rPr>
+      </w:r>
+    </w:p>
+    <w:p>
+      <w:pPr>
+        <w:rPr>
+          <w:rFonts w:ascii="Times New Roman" w:cs="Times New Roman" w:eastAsia="Times New Roman" w:hAnsi="Times New Roman"/>
+        </w:rPr>
+      </w:pPr>
+      <w:r>
+        <w:rPr>
+          <w:rFonts w:ascii="Times New Roman" w:cs="Times New Roman" w:eastAsia="Times New Roman" w:hAnsi="Times New Roman"/>
+          <w:rtl w:val="0"/>
+        </w:rPr>
+        <w:t xml:space="preserve">Our Vision: To teach every child about the wonders of the fundamental questions of reality through the lens of physics.</w:t>
+      </w:r>
+    </w:p>
+    <w:p>
+      <w:pPr>
+        <w:rPr>
+          <w:rFonts w:ascii="Times New Roman" w:cs="Times New Roman" w:eastAsia="Times New Roman" w:hAnsi="Times New Roman"/>
+        </w:rPr>
+      </w:pPr>
+      <w:r>
+        <w:rPr>
+          <w:rtl w:val="0"/>
+        </w:rPr>
+      </w:r>
+    </w:p>
+    <w:p>
+      <w:pPr>
         <w:jc w:val="center"/>
         <w:rPr>
           <w:rFonts w:ascii="Times New Roman" w:cs="Times New Roman" w:eastAsia="Times New Roman" w:hAnsi="Times New Roman"/>
@@ -103,7 +205,7 @@
           <w:rFonts w:ascii="Times New Roman" w:cs="Times New Roman" w:eastAsia="Times New Roman" w:hAnsi="Times New Roman"/>
           <w:rtl w:val="0"/>
         </w:rPr>
-        <w:t xml:space="preserve">(Visually, when this loads we can also try to show the impact we have reached)</w:t>
+        <w:t xml:space="preserve">(Visually, when this loads we can also try to show the impact we have reached) - and also check the spreadsheet ive shared with you for </w:t>
       </w:r>
     </w:p>
     <w:p>
@@ -118,7 +220,7 @@
           <w:rFonts w:ascii="Times New Roman" w:cs="Times New Roman" w:eastAsia="Times New Roman" w:hAnsi="Times New Roman"/>
           <w:rtl w:val="0"/>
         </w:rPr>
-        <w:t xml:space="preserve">Total Students Impacted - 300</w:t>
+        <w:t xml:space="preserve">Total Students Impacted</w:t>
       </w:r>
     </w:p>
     <w:p>
@@ -133,7 +235,7 @@
           <w:rFonts w:ascii="Times New Roman" w:cs="Times New Roman" w:eastAsia="Times New Roman" w:hAnsi="Times New Roman"/>
           <w:rtl w:val="0"/>
         </w:rPr>
-        <w:t xml:space="preserve">Total schools/student centres - 3 (by the time the website goes live it’ll be closer to 10)</w:t>
+        <w:t xml:space="preserve">Total schools/student centres </w:t>
       </w:r>
     </w:p>
     <w:p>
@@ -148,7 +250,7 @@
           <w:rFonts w:ascii="Times New Roman" w:cs="Times New Roman" w:eastAsia="Times New Roman" w:hAnsi="Times New Roman"/>
           <w:rtl w:val="0"/>
         </w:rPr>
-        <w:t xml:space="preserve">Total Sessions - 5 (Again, this will be much higher when the website goes live)</w:t>
+        <w:t xml:space="preserve">Total Sessions</w:t>
       </w:r>
     </w:p>
     <w:p>
@@ -469,7 +571,20 @@
           <w:rFonts w:ascii="Times New Roman" w:cs="Times New Roman" w:eastAsia="Times New Roman" w:hAnsi="Times New Roman"/>
           <w:rtl w:val="0"/>
         </w:rPr>
-        <w:t xml:space="preserve">“You fostered an atmosphere of curiosity, encouraging questions and inspiring young minds to think beyond textbooks and venture into the wonders of the universe.” - Kristu Jayanti Principal</w:t>
+        <w:t xml:space="preserve">“You fostered an atmosphere of curiosity, encouraging questions and inspiring young minds to think beyond textbooks and venture into the wonders of the universe.” - Kristu Jayanti Principal </w:t>
+      </w:r>
+    </w:p>
+    <w:p>
+      <w:pPr>
+        <w:spacing w:after="240" w:before="240" w:lineRule="auto"/>
+        <w:rPr>
+          <w:rFonts w:ascii="Times New Roman" w:cs="Times New Roman" w:eastAsia="Times New Roman" w:hAnsi="Times New Roman"/>
+        </w:rPr>
+      </w:pPr>
+      <w:r>
+        <w:rPr>
+          <w:rtl w:val="0"/>
+        </w:rPr>
       </w:r>
     </w:p>
     <w:p>
@@ -525,11 +640,6 @@
         </w:rPr>
         <w:t xml:space="preserve">Also, sent a gallery drive to you guys, do not use it at all yet, have to get permission if we can use the photos</w:t>
       </w:r>
-      <w:r>
-        <w:rPr>
-          <w:rtl w:val="0"/>
-        </w:rPr>
-      </w:r>
     </w:p>
     <w:p>
       <w:pPr>
@@ -633,160 +743,2788 @@
           <w:rFonts w:ascii="Times New Roman" w:cs="Times New Roman" w:eastAsia="Times New Roman" w:hAnsi="Times New Roman"/>
         </w:rPr>
       </w:pPr>
-      <w:r>
-        <w:rPr>
-          <w:rtl w:val="0"/>
-        </w:rPr>
-      </w:r>
-    </w:p>
-    <w:p>
-      <w:pPr>
-        <w:spacing w:after="240" w:before="240" w:lineRule="auto"/>
-        <w:rPr>
-          <w:rFonts w:ascii="Times New Roman" w:cs="Times New Roman" w:eastAsia="Times New Roman" w:hAnsi="Times New Roman"/>
-        </w:rPr>
-      </w:pPr>
-      <w:r>
-        <w:rPr>
-          <w:rtl w:val="0"/>
-        </w:rPr>
-      </w:r>
-    </w:p>
-    <w:p>
-      <w:pPr>
-        <w:spacing w:after="240" w:before="240" w:lineRule="auto"/>
-        <w:rPr>
-          <w:rFonts w:ascii="Times New Roman" w:cs="Times New Roman" w:eastAsia="Times New Roman" w:hAnsi="Times New Roman"/>
-        </w:rPr>
-      </w:pPr>
-      <w:r>
-        <w:rPr>
-          <w:rtl w:val="0"/>
-        </w:rPr>
-      </w:r>
-    </w:p>
-    <w:p>
-      <w:pPr>
-        <w:spacing w:after="240" w:before="240" w:lineRule="auto"/>
-        <w:rPr>
-          <w:rFonts w:ascii="Times New Roman" w:cs="Times New Roman" w:eastAsia="Times New Roman" w:hAnsi="Times New Roman"/>
-        </w:rPr>
-      </w:pPr>
-      <w:r>
-        <w:rPr>
-          <w:rtl w:val="0"/>
-        </w:rPr>
-      </w:r>
-    </w:p>
-    <w:p>
-      <w:pPr>
-        <w:spacing w:after="240" w:before="240" w:lineRule="auto"/>
-        <w:rPr>
-          <w:rFonts w:ascii="Times New Roman" w:cs="Times New Roman" w:eastAsia="Times New Roman" w:hAnsi="Times New Roman"/>
-        </w:rPr>
-      </w:pPr>
-      <w:r>
-        <w:rPr>
-          <w:rtl w:val="0"/>
-        </w:rPr>
-      </w:r>
-    </w:p>
-    <w:p>
-      <w:pPr>
-        <w:spacing w:after="240" w:before="240" w:lineRule="auto"/>
-        <w:rPr>
-          <w:rFonts w:ascii="Times New Roman" w:cs="Times New Roman" w:eastAsia="Times New Roman" w:hAnsi="Times New Roman"/>
-        </w:rPr>
-      </w:pPr>
-      <w:r>
-        <w:rPr>
-          <w:rtl w:val="0"/>
-        </w:rPr>
-      </w:r>
-    </w:p>
-    <w:p>
-      <w:pPr>
-        <w:spacing w:after="240" w:before="240" w:lineRule="auto"/>
-        <w:rPr>
-          <w:rFonts w:ascii="Times New Roman" w:cs="Times New Roman" w:eastAsia="Times New Roman" w:hAnsi="Times New Roman"/>
-        </w:rPr>
-      </w:pPr>
-      <w:r>
-        <w:rPr>
-          <w:rtl w:val="0"/>
-        </w:rPr>
-      </w:r>
-    </w:p>
-    <w:p>
-      <w:pPr>
-        <w:spacing w:after="240" w:before="240" w:lineRule="auto"/>
-        <w:rPr>
-          <w:rFonts w:ascii="Times New Roman" w:cs="Times New Roman" w:eastAsia="Times New Roman" w:hAnsi="Times New Roman"/>
-        </w:rPr>
-      </w:pPr>
-      <w:r>
-        <w:rPr>
-          <w:rtl w:val="0"/>
-        </w:rPr>
-      </w:r>
-    </w:p>
-    <w:p>
-      <w:pPr>
-        <w:spacing w:after="240" w:before="240" w:lineRule="auto"/>
-        <w:rPr>
-          <w:rFonts w:ascii="Times New Roman" w:cs="Times New Roman" w:eastAsia="Times New Roman" w:hAnsi="Times New Roman"/>
-        </w:rPr>
-      </w:pPr>
-      <w:r>
-        <w:rPr>
-          <w:rtl w:val="0"/>
-        </w:rPr>
-      </w:r>
-    </w:p>
-    <w:p>
-      <w:pPr>
-        <w:rPr>
-          <w:rFonts w:ascii="Times New Roman" w:cs="Times New Roman" w:eastAsia="Times New Roman" w:hAnsi="Times New Roman"/>
-        </w:rPr>
-      </w:pPr>
-      <w:r>
-        <w:rPr>
-          <w:rtl w:val="0"/>
-        </w:rPr>
-      </w:r>
-    </w:p>
-    <w:p>
-      <w:pPr>
-        <w:jc w:val="center"/>
-        <w:rPr>
-          <w:rFonts w:ascii="Times New Roman" w:cs="Times New Roman" w:eastAsia="Times New Roman" w:hAnsi="Times New Roman"/>
-        </w:rPr>
-      </w:pPr>
-      <w:r>
-        <w:rPr>
-          <w:rtl w:val="0"/>
-        </w:rPr>
-      </w:r>
-    </w:p>
-    <w:p>
-      <w:pPr>
-        <w:jc w:val="center"/>
-        <w:rPr>
-          <w:rFonts w:ascii="Times New Roman" w:cs="Times New Roman" w:eastAsia="Times New Roman" w:hAnsi="Times New Roman"/>
-        </w:rPr>
-      </w:pPr>
-      <w:r>
-        <w:rPr>
-          <w:rtl w:val="0"/>
-        </w:rPr>
-      </w:r>
-    </w:p>
-    <w:p>
-      <w:pPr>
+      <w:hyperlink r:id="rId10">
+        <w:r>
+          <w:rPr>
+            <w:rFonts w:ascii="Times New Roman" w:cs="Times New Roman" w:eastAsia="Times New Roman" w:hAnsi="Times New Roman"/>
+            <w:color w:val="0000ee"/>
+            <w:u w:val="single"/>
+            <w:rtl w:val="0"/>
+          </w:rPr>
+          <w:t xml:space="preserve">Agastya Kartikeyan</w:t>
+        </w:r>
+      </w:hyperlink>
+      <w:r>
+        <w:rPr>
+          <w:rFonts w:ascii="Times New Roman" w:cs="Times New Roman" w:eastAsia="Times New Roman" w:hAnsi="Times New Roman"/>
+          <w:rtl w:val="0"/>
+        </w:rPr>
+        <w:t xml:space="preserve">setup insta or something? rn it points at my email, should we set up a general </w:t>
+      </w:r>
+      <w:hyperlink r:id="rId11">
+        <w:r>
+          <w:rPr>
+            <w:rFonts w:ascii="Times New Roman" w:cs="Times New Roman" w:eastAsia="Times New Roman" w:hAnsi="Times New Roman"/>
+            <w:color w:val="1155cc"/>
+            <w:u w:val="single"/>
+            <w:rtl w:val="0"/>
+          </w:rPr>
+          <w:t xml:space="preserve">info@wiemo.org</w:t>
+        </w:r>
+      </w:hyperlink>
+      <w:r>
+        <w:rPr>
+          <w:rFonts w:ascii="Times New Roman" w:cs="Times New Roman" w:eastAsia="Times New Roman" w:hAnsi="Times New Roman"/>
+          <w:rtl w:val="0"/>
+        </w:rPr>
+        <w:t xml:space="preserve"> or </w:t>
+      </w:r>
+      <w:hyperlink r:id="rId12">
+        <w:r>
+          <w:rPr>
+            <w:rFonts w:ascii="Times New Roman" w:cs="Times New Roman" w:eastAsia="Times New Roman" w:hAnsi="Times New Roman"/>
+            <w:color w:val="1155cc"/>
+            <w:u w:val="single"/>
+            <w:rtl w:val="0"/>
+          </w:rPr>
+          <w:t xml:space="preserve">contact@wiemo.org</w:t>
+        </w:r>
+      </w:hyperlink>
+      <w:r>
+        <w:rPr>
+          <w:rFonts w:ascii="Times New Roman" w:cs="Times New Roman" w:eastAsia="Times New Roman" w:hAnsi="Times New Roman"/>
+          <w:rtl w:val="0"/>
+        </w:rPr>
+        <w:t xml:space="preserve"> account?</w:t>
+      </w:r>
+    </w:p>
+    <w:p>
+      <w:pPr>
+        <w:spacing w:after="240" w:before="240" w:lineRule="auto"/>
+        <w:rPr>
+          <w:rFonts w:ascii="Times New Roman" w:cs="Times New Roman" w:eastAsia="Times New Roman" w:hAnsi="Times New Roman"/>
+        </w:rPr>
+      </w:pPr>
+      <w:r>
+        <w:rPr>
+          <w:rtl w:val="0"/>
+        </w:rPr>
+      </w:r>
+    </w:p>
+    <w:p>
+      <w:pPr>
+        <w:spacing w:after="240" w:before="240" w:lineRule="auto"/>
+        <w:rPr>
+          <w:rFonts w:ascii="Times New Roman" w:cs="Times New Roman" w:eastAsia="Times New Roman" w:hAnsi="Times New Roman"/>
+        </w:rPr>
+      </w:pPr>
+      <w:r>
+        <w:rPr>
+          <w:rtl w:val="0"/>
+        </w:rPr>
+      </w:r>
+    </w:p>
+    <w:p>
+      <w:pPr>
+        <w:rPr>
+          <w:rFonts w:ascii="Times New Roman" w:cs="Times New Roman" w:eastAsia="Times New Roman" w:hAnsi="Times New Roman"/>
+        </w:rPr>
+        <w:sectPr>
+          <w:type w:val="nextPage"/>
+          <w:pgSz w:h="15840" w:w="12240" w:orient="portrait"/>
+          <w:pgMar w:bottom="1440" w:top="1440" w:left="1440" w:right="1440" w:header="720" w:footer="720"/>
+          <w:pgNumType w:start="1"/>
+        </w:sectPr>
+      </w:pPr>
+      <w:r>
+        <w:rPr>
+          <w:rtl w:val="0"/>
+        </w:rPr>
+      </w:r>
+    </w:p>
+    <w:p>
+      <w:pPr>
+        <w:pStyle w:val="Title"/>
+        <w:keepNext w:val="0"/>
+        <w:keepLines w:val="0"/>
+        <w:pageBreakBefore w:val="0"/>
+        <w:widowControl w:val="0"/>
+        <w:pBdr>
+          <w:top w:space="0" w:sz="0" w:val="nil"/>
+          <w:left w:space="0" w:sz="0" w:val="nil"/>
+          <w:bottom w:space="0" w:sz="0" w:val="nil"/>
+          <w:right w:space="0" w:sz="0" w:val="nil"/>
+          <w:between w:space="0" w:sz="0" w:val="nil"/>
+        </w:pBdr>
+        <w:shd w:fill="auto" w:val="clear"/>
+        <w:spacing w:after="0" w:before="0" w:line="276" w:lineRule="auto"/>
+        <w:ind w:left="0" w:right="0" w:firstLine="0"/>
         <w:jc w:val="left"/>
         <w:rPr>
           <w:rFonts w:ascii="Times New Roman" w:cs="Times New Roman" w:eastAsia="Times New Roman" w:hAnsi="Times New Roman"/>
         </w:rPr>
+        <w:sectPr>
+          <w:type w:val="nextPage"/>
+          <w:pgSz w:h="15840" w:w="12240" w:orient="portrait"/>
+          <w:pgMar w:bottom="1440" w:top="1440" w:left="1440" w:right="1440" w:header="720" w:footer="720"/>
+          <w:pgNumType w:start="1"/>
+        </w:sectPr>
+      </w:pPr>
+      <w:bookmarkStart w:colFirst="0" w:colLast="0" w:name="_c5th49n4hzoy" w:id="2"/>
+      <w:bookmarkEnd w:id="2"/>
+      <w:r>
+        <w:rPr>
+          <w:rFonts w:ascii="Arial" w:cs="Arial" w:eastAsia="Arial" w:hAnsi="Arial"/>
+          <w:b w:val="0"/>
+          <w:bCs w:val="0"/>
+          <w:i w:val="0"/>
+          <w:iCs w:val="0"/>
+          <w:smallCaps w:val="0"/>
+          <w:strike w:val="0"/>
+          <w:color w:val="000000"/>
+          <w:sz w:val="52"/>
+          <w:szCs w:val="52"/>
+          <w:u w:val="none"/>
+          <w:shd w:fill="auto" w:val="clear"/>
+          <w:vertAlign w:val="baseline"/>
+          <w:rtl w:val="0"/>
+        </w:rPr>
+        <w:t xml:space="preserve">Volunteer with Us</w:t>
+      </w:r>
+      <w:r>
+        <w:rPr>
+          <w:rtl w:val="0"/>
+        </w:rPr>
+      </w:r>
+    </w:p>
+    <w:p>
+      <w:pPr>
+        <w:rPr>
+          <w:rFonts w:ascii="Times New Roman" w:cs="Times New Roman" w:eastAsia="Times New Roman" w:hAnsi="Times New Roman"/>
+        </w:rPr>
+      </w:pPr>
+      <w:r>
+        <w:rPr>
+          <w:rFonts w:ascii="Times New Roman" w:cs="Times New Roman" w:eastAsia="Times New Roman" w:hAnsi="Times New Roman"/>
+          <w:rtl w:val="0"/>
+        </w:rPr>
+        <w:t xml:space="preserve">This is a page for volunteers to register</w:t>
+      </w:r>
+    </w:p>
+    <w:p>
+      <w:pPr>
+        <w:rPr>
+          <w:rFonts w:ascii="Times New Roman" w:cs="Times New Roman" w:eastAsia="Times New Roman" w:hAnsi="Times New Roman"/>
+        </w:rPr>
+      </w:pPr>
+      <w:r>
+        <w:rPr>
+          <w:rFonts w:ascii="Times New Roman" w:cs="Times New Roman" w:eastAsia="Times New Roman" w:hAnsi="Times New Roman"/>
+          <w:rtl w:val="0"/>
+        </w:rPr>
+        <w:t xml:space="preserve">On the side we say</w:t>
+      </w:r>
+    </w:p>
+    <w:p>
+      <w:pPr>
+        <w:rPr>
+          <w:rFonts w:ascii="Times New Roman" w:cs="Times New Roman" w:eastAsia="Times New Roman" w:hAnsi="Times New Roman"/>
+        </w:rPr>
+      </w:pPr>
+      <w:r>
+        <w:rPr>
+          <w:rtl w:val="0"/>
+        </w:rPr>
+      </w:r>
+    </w:p>
+    <w:p>
+      <w:pPr>
+        <w:rPr>
+          <w:rFonts w:ascii="Times New Roman" w:cs="Times New Roman" w:eastAsia="Times New Roman" w:hAnsi="Times New Roman"/>
+        </w:rPr>
+      </w:pPr>
+      <w:r>
+        <w:rPr>
+          <w:rFonts w:ascii="Times New Roman" w:cs="Times New Roman" w:eastAsia="Times New Roman" w:hAnsi="Times New Roman"/>
+          <w:rtl w:val="0"/>
+        </w:rPr>
+        <w:t xml:space="preserve">Do you love physics?</w:t>
+      </w:r>
+    </w:p>
+    <w:p>
+      <w:pPr>
+        <w:rPr>
+          <w:rFonts w:ascii="Times New Roman" w:cs="Times New Roman" w:eastAsia="Times New Roman" w:hAnsi="Times New Roman"/>
+        </w:rPr>
+      </w:pPr>
+      <w:r>
+        <w:rPr>
+          <w:rFonts w:ascii="Times New Roman" w:cs="Times New Roman" w:eastAsia="Times New Roman" w:hAnsi="Times New Roman"/>
+          <w:rtl w:val="0"/>
+        </w:rPr>
+        <w:t xml:space="preserve">Do you want to make an impact?</w:t>
+      </w:r>
+    </w:p>
+    <w:p>
+      <w:pPr>
+        <w:rPr>
+          <w:rFonts w:ascii="Times New Roman" w:cs="Times New Roman" w:eastAsia="Times New Roman" w:hAnsi="Times New Roman"/>
+        </w:rPr>
+      </w:pPr>
+      <w:r>
+        <w:rPr>
+          <w:rFonts w:ascii="Times New Roman" w:cs="Times New Roman" w:eastAsia="Times New Roman" w:hAnsi="Times New Roman"/>
+          <w:rtl w:val="0"/>
+        </w:rPr>
+        <w:t xml:space="preserve">Volunteer at WEIMO!</w:t>
+      </w:r>
+    </w:p>
+    <w:p>
+      <w:pPr>
+        <w:rPr>
+          <w:rFonts w:ascii="Times New Roman" w:cs="Times New Roman" w:eastAsia="Times New Roman" w:hAnsi="Times New Roman"/>
+        </w:rPr>
+      </w:pPr>
+      <w:r>
+        <w:rPr>
+          <w:rtl w:val="0"/>
+        </w:rPr>
+      </w:r>
+    </w:p>
+    <w:p>
+      <w:pPr>
+        <w:rPr>
+          <w:rFonts w:ascii="Times New Roman" w:cs="Times New Roman" w:eastAsia="Times New Roman" w:hAnsi="Times New Roman"/>
+        </w:rPr>
+      </w:pPr>
+      <w:r>
+        <w:rPr>
+          <w:rFonts w:ascii="Times New Roman" w:cs="Times New Roman" w:eastAsia="Times New Roman" w:hAnsi="Times New Roman"/>
+          <w:rtl w:val="0"/>
+        </w:rPr>
+        <w:t xml:space="preserve">Available Roles:</w:t>
+      </w:r>
+    </w:p>
+    <w:p>
+      <w:pPr>
+        <w:rPr>
+          <w:rFonts w:ascii="Times New Roman" w:cs="Times New Roman" w:eastAsia="Times New Roman" w:hAnsi="Times New Roman"/>
+        </w:rPr>
+      </w:pPr>
+      <w:r>
+        <w:rPr>
+          <w:rFonts w:ascii="Times New Roman" w:cs="Times New Roman" w:eastAsia="Times New Roman" w:hAnsi="Times New Roman"/>
+          <w:rtl w:val="0"/>
+        </w:rPr>
+        <w:t xml:space="preserve">Teacher: Join our team of volunteers who teach students at underprivileged schools</w:t>
+      </w:r>
+    </w:p>
+    <w:p>
+      <w:pPr>
+        <w:rPr>
+          <w:rFonts w:ascii="Times New Roman" w:cs="Times New Roman" w:eastAsia="Times New Roman" w:hAnsi="Times New Roman"/>
+        </w:rPr>
+      </w:pPr>
+      <w:r>
+        <w:rPr>
+          <w:rFonts w:ascii="Times New Roman" w:cs="Times New Roman" w:eastAsia="Times New Roman" w:hAnsi="Times New Roman"/>
+          <w:rtl w:val="0"/>
+        </w:rPr>
+        <w:t xml:space="preserve">Requirements: Basic knowledge of physics and particle physics</w:t>
+      </w:r>
+    </w:p>
+    <w:p>
+      <w:pPr>
+        <w:rPr>
+          <w:rFonts w:ascii="Times New Roman" w:cs="Times New Roman" w:eastAsia="Times New Roman" w:hAnsi="Times New Roman"/>
+        </w:rPr>
+      </w:pPr>
+      <w:r>
+        <w:rPr>
+          <w:rtl w:val="0"/>
+        </w:rPr>
+      </w:r>
+    </w:p>
+    <w:p>
+      <w:pPr>
+        <w:rPr>
+          <w:rFonts w:ascii="Times New Roman" w:cs="Times New Roman" w:eastAsia="Times New Roman" w:hAnsi="Times New Roman"/>
+        </w:rPr>
+      </w:pPr>
+      <w:r>
+        <w:rPr>
+          <w:rFonts w:ascii="Times New Roman" w:cs="Times New Roman" w:eastAsia="Times New Roman" w:hAnsi="Times New Roman"/>
+          <w:rtl w:val="0"/>
+        </w:rPr>
+        <w:t xml:space="preserve">Content Building: Help us build more resources, tools, and content to enhance our programs</w:t>
+        <w:br w:type="textWrapping"/>
+        <w:t xml:space="preserve">Requirements: Basic knowledge of physics, as well as coding or design</w:t>
+      </w:r>
+    </w:p>
+    <w:p>
+      <w:pPr>
+        <w:rPr>
+          <w:rFonts w:ascii="Times New Roman" w:cs="Times New Roman" w:eastAsia="Times New Roman" w:hAnsi="Times New Roman"/>
+        </w:rPr>
+      </w:pPr>
+      <w:r>
+        <w:rPr>
+          <w:rtl w:val="0"/>
+        </w:rPr>
+      </w:r>
+    </w:p>
+    <w:p>
+      <w:pPr>
+        <w:rPr>
+          <w:rFonts w:ascii="Times New Roman" w:cs="Times New Roman" w:eastAsia="Times New Roman" w:hAnsi="Times New Roman"/>
+        </w:rPr>
+      </w:pPr>
+      <w:r>
+        <w:rPr>
+          <w:rFonts w:ascii="Times New Roman" w:cs="Times New Roman" w:eastAsia="Times New Roman" w:hAnsi="Times New Roman"/>
+          <w:rtl w:val="0"/>
+        </w:rPr>
+        <w:t xml:space="preserve">Social Media: Help spread the word, and increase our impact</w:t>
+      </w:r>
+    </w:p>
+    <w:p>
+      <w:pPr>
+        <w:rPr>
+          <w:rFonts w:ascii="Times New Roman" w:cs="Times New Roman" w:eastAsia="Times New Roman" w:hAnsi="Times New Roman"/>
+        </w:rPr>
+      </w:pPr>
+      <w:r>
+        <w:rPr>
+          <w:rFonts w:ascii="Times New Roman" w:cs="Times New Roman" w:eastAsia="Times New Roman" w:hAnsi="Times New Roman"/>
+          <w:rtl w:val="0"/>
+        </w:rPr>
+        <w:t xml:space="preserve">Requirements: Expertise in social media, either in ideation, filming, or editing</w:t>
+      </w:r>
+    </w:p>
+    <w:p>
+      <w:pPr>
+        <w:rPr>
+          <w:rFonts w:ascii="Times New Roman" w:cs="Times New Roman" w:eastAsia="Times New Roman" w:hAnsi="Times New Roman"/>
+        </w:rPr>
+      </w:pPr>
+      <w:r>
+        <w:rPr>
+          <w:rtl w:val="0"/>
+        </w:rPr>
+      </w:r>
+    </w:p>
+    <w:p>
+      <w:pPr>
+        <w:rPr>
+          <w:rFonts w:ascii="Times New Roman" w:cs="Times New Roman" w:eastAsia="Times New Roman" w:hAnsi="Times New Roman"/>
+        </w:rPr>
+      </w:pPr>
+      <w:r>
+        <w:rPr>
+          <w:rFonts w:ascii="Times New Roman" w:cs="Times New Roman" w:eastAsia="Times New Roman" w:hAnsi="Times New Roman"/>
+          <w:rtl w:val="0"/>
+        </w:rPr>
+        <w:t xml:space="preserve">If you have any questions, feel free to drop an email to agastya@weimo.org</w:t>
+      </w:r>
+    </w:p>
+    <w:p>
+      <w:pPr>
+        <w:rPr>
+          <w:rFonts w:ascii="Times New Roman" w:cs="Times New Roman" w:eastAsia="Times New Roman" w:hAnsi="Times New Roman"/>
+        </w:rPr>
+      </w:pPr>
+      <w:r>
+        <w:rPr>
+          <w:rtl w:val="0"/>
+        </w:rPr>
+      </w:r>
+    </w:p>
+    <w:p>
+      <w:pPr>
+        <w:rPr>
+          <w:rFonts w:ascii="Times New Roman" w:cs="Times New Roman" w:eastAsia="Times New Roman" w:hAnsi="Times New Roman"/>
+        </w:rPr>
+      </w:pPr>
+      <w:r>
+        <w:rPr>
+          <w:rtl w:val="0"/>
+        </w:rPr>
+      </w:r>
+    </w:p>
+    <w:p>
+      <w:pPr>
+        <w:rPr>
+          <w:rFonts w:ascii="Times New Roman" w:cs="Times New Roman" w:eastAsia="Times New Roman" w:hAnsi="Times New Roman"/>
+        </w:rPr>
+      </w:pPr>
+      <w:r>
+        <w:rPr>
+          <w:rtl w:val="0"/>
+        </w:rPr>
+      </w:r>
+    </w:p>
+    <w:p>
+      <w:pPr>
+        <w:rPr>
+          <w:rFonts w:ascii="Times New Roman" w:cs="Times New Roman" w:eastAsia="Times New Roman" w:hAnsi="Times New Roman"/>
+        </w:rPr>
+      </w:pPr>
+      <w:r>
+        <w:rPr>
+          <w:rFonts w:ascii="Times New Roman" w:cs="Times New Roman" w:eastAsia="Times New Roman" w:hAnsi="Times New Roman"/>
+          <w:rtl w:val="0"/>
+        </w:rPr>
+        <w:t xml:space="preserve">We have two options (depends on which you think is better Nikhil)</w:t>
+      </w:r>
+    </w:p>
+    <w:p>
+      <w:pPr>
+        <w:rPr>
+          <w:rFonts w:ascii="Times New Roman" w:cs="Times New Roman" w:eastAsia="Times New Roman" w:hAnsi="Times New Roman"/>
+        </w:rPr>
+      </w:pPr>
+      <w:r>
+        <w:rPr>
+          <w:rFonts w:ascii="Times New Roman" w:cs="Times New Roman" w:eastAsia="Times New Roman" w:hAnsi="Times New Roman"/>
+          <w:rtl w:val="0"/>
+        </w:rPr>
+        <w:t xml:space="preserve">Either have an integrated form in the website itself that would ask these questions:</w:t>
+      </w:r>
+    </w:p>
+    <w:p>
+      <w:pPr>
+        <w:rPr>
+          <w:rFonts w:ascii="Times New Roman" w:cs="Times New Roman" w:eastAsia="Times New Roman" w:hAnsi="Times New Roman"/>
+        </w:rPr>
+      </w:pPr>
+      <w:r>
+        <w:rPr>
+          <w:rFonts w:ascii="Times New Roman" w:cs="Times New Roman" w:eastAsia="Times New Roman" w:hAnsi="Times New Roman"/>
+          <w:rtl w:val="0"/>
+        </w:rPr>
+        <w:t xml:space="preserve">Full Name</w:t>
+      </w:r>
+    </w:p>
+    <w:p>
+      <w:pPr>
+        <w:rPr>
+          <w:rFonts w:ascii="Times New Roman" w:cs="Times New Roman" w:eastAsia="Times New Roman" w:hAnsi="Times New Roman"/>
+        </w:rPr>
+      </w:pPr>
+      <w:r>
+        <w:rPr>
+          <w:rFonts w:ascii="Times New Roman" w:cs="Times New Roman" w:eastAsia="Times New Roman" w:hAnsi="Times New Roman"/>
+          <w:rtl w:val="0"/>
+        </w:rPr>
+        <w:t xml:space="preserve">Email ID</w:t>
+      </w:r>
+    </w:p>
+    <w:p>
+      <w:pPr>
+        <w:rPr>
+          <w:rFonts w:ascii="Times New Roman" w:cs="Times New Roman" w:eastAsia="Times New Roman" w:hAnsi="Times New Roman"/>
+        </w:rPr>
+      </w:pPr>
+      <w:r>
+        <w:rPr>
+          <w:rFonts w:ascii="Times New Roman" w:cs="Times New Roman" w:eastAsia="Times New Roman" w:hAnsi="Times New Roman"/>
+          <w:rtl w:val="0"/>
+        </w:rPr>
+        <w:t xml:space="preserve">Phone Number</w:t>
+      </w:r>
+    </w:p>
+    <w:p>
+      <w:pPr>
+        <w:rPr>
+          <w:rFonts w:ascii="Times New Roman" w:cs="Times New Roman" w:eastAsia="Times New Roman" w:hAnsi="Times New Roman"/>
+        </w:rPr>
+      </w:pPr>
+      <w:r>
+        <w:rPr>
+          <w:rFonts w:ascii="Times New Roman" w:cs="Times New Roman" w:eastAsia="Times New Roman" w:hAnsi="Times New Roman"/>
+          <w:rtl w:val="0"/>
+        </w:rPr>
+        <w:t xml:space="preserve">Age</w:t>
+      </w:r>
+    </w:p>
+    <w:p>
+      <w:pPr>
+        <w:rPr>
+          <w:rFonts w:ascii="Times New Roman" w:cs="Times New Roman" w:eastAsia="Times New Roman" w:hAnsi="Times New Roman"/>
+        </w:rPr>
+      </w:pPr>
+      <w:r>
+        <w:rPr>
+          <w:rFonts w:ascii="Times New Roman" w:cs="Times New Roman" w:eastAsia="Times New Roman" w:hAnsi="Times New Roman"/>
+          <w:rtl w:val="0"/>
+        </w:rPr>
+        <w:t xml:space="preserve">Location</w:t>
+      </w:r>
+    </w:p>
+    <w:p>
+      <w:pPr>
+        <w:rPr>
+          <w:rFonts w:ascii="Times New Roman" w:cs="Times New Roman" w:eastAsia="Times New Roman" w:hAnsi="Times New Roman"/>
+        </w:rPr>
+      </w:pPr>
+      <w:r>
+        <w:rPr>
+          <w:rFonts w:ascii="Times New Roman" w:cs="Times New Roman" w:eastAsia="Times New Roman" w:hAnsi="Times New Roman"/>
+          <w:rtl w:val="0"/>
+        </w:rPr>
+        <w:t xml:space="preserve">Role: Options would be: (this is tentative, will figure it out later)</w:t>
+      </w:r>
+    </w:p>
+    <w:p>
+      <w:pPr>
+        <w:numPr>
+          <w:ilvl w:val="0"/>
+          <w:numId w:val="1"/>
+        </w:numPr>
+        <w:ind w:left="720" w:hanging="360"/>
+        <w:rPr>
+          <w:rFonts w:ascii="Times New Roman" w:cs="Times New Roman" w:eastAsia="Times New Roman" w:hAnsi="Times New Roman"/>
+        </w:rPr>
+      </w:pPr>
+      <w:r>
+        <w:rPr>
+          <w:rFonts w:ascii="Times New Roman" w:cs="Times New Roman" w:eastAsia="Times New Roman" w:hAnsi="Times New Roman"/>
+          <w:rtl w:val="0"/>
+        </w:rPr>
+        <w:t xml:space="preserve">Teaching students</w:t>
+      </w:r>
+    </w:p>
+    <w:p>
+      <w:pPr>
+        <w:numPr>
+          <w:ilvl w:val="0"/>
+          <w:numId w:val="1"/>
+        </w:numPr>
+        <w:ind w:left="720" w:hanging="360"/>
+        <w:rPr>
+          <w:rFonts w:ascii="Times New Roman" w:cs="Times New Roman" w:eastAsia="Times New Roman" w:hAnsi="Times New Roman"/>
+        </w:rPr>
+      </w:pPr>
+      <w:r>
+        <w:rPr>
+          <w:rFonts w:ascii="Times New Roman" w:cs="Times New Roman" w:eastAsia="Times New Roman" w:hAnsi="Times New Roman"/>
+          <w:rtl w:val="0"/>
+        </w:rPr>
+        <w:t xml:space="preserve">Content building</w:t>
+      </w:r>
+    </w:p>
+    <w:p>
+      <w:pPr>
+        <w:numPr>
+          <w:ilvl w:val="0"/>
+          <w:numId w:val="1"/>
+        </w:numPr>
+        <w:ind w:left="720" w:hanging="360"/>
+        <w:rPr>
+          <w:rFonts w:ascii="Times New Roman" w:cs="Times New Roman" w:eastAsia="Times New Roman" w:hAnsi="Times New Roman"/>
+        </w:rPr>
+      </w:pPr>
+      <w:r>
+        <w:rPr>
+          <w:rFonts w:ascii="Times New Roman" w:cs="Times New Roman" w:eastAsia="Times New Roman" w:hAnsi="Times New Roman"/>
+          <w:rtl w:val="0"/>
+        </w:rPr>
+        <w:t xml:space="preserve">Social Media</w:t>
+      </w:r>
+    </w:p>
+    <w:p>
+      <w:pPr>
+        <w:rPr>
+          <w:rFonts w:ascii="Times New Roman" w:cs="Times New Roman" w:eastAsia="Times New Roman" w:hAnsi="Times New Roman"/>
+        </w:rPr>
+      </w:pPr>
+      <w:r>
+        <w:rPr>
+          <w:rFonts w:ascii="Times New Roman" w:cs="Times New Roman" w:eastAsia="Times New Roman" w:hAnsi="Times New Roman"/>
+          <w:rtl w:val="0"/>
+        </w:rPr>
+        <w:t xml:space="preserve">Why do yossssstwait u want to work with Weimo? (Put a 300 word limit)</w:t>
+      </w:r>
+    </w:p>
+    <w:p>
+      <w:pPr>
+        <w:rPr>
+          <w:rFonts w:ascii="Times New Roman" w:cs="Times New Roman" w:eastAsia="Times New Roman" w:hAnsi="Times New Roman"/>
+        </w:rPr>
+      </w:pPr>
+      <w:r>
+        <w:rPr>
+          <w:rtl w:val="0"/>
+        </w:rPr>
+      </w:r>
+    </w:p>
+    <w:p>
+      <w:pPr>
+        <w:rPr>
+          <w:rFonts w:ascii="Times New Roman" w:cs="Times New Roman" w:eastAsia="Times New Roman" w:hAnsi="Times New Roman"/>
+        </w:rPr>
+      </w:pPr>
+      <w:r>
+        <w:rPr>
+          <w:rtl w:val="0"/>
+        </w:rPr>
+      </w:r>
+    </w:p>
+    <w:p>
+      <w:pPr>
+        <w:rPr>
+          <w:rFonts w:ascii="Times New Roman" w:cs="Times New Roman" w:eastAsia="Times New Roman" w:hAnsi="Times New Roman"/>
+        </w:rPr>
+      </w:pPr>
+      <w:r>
+        <w:rPr>
+          <w:rFonts w:ascii="Times New Roman" w:cs="Times New Roman" w:eastAsia="Times New Roman" w:hAnsi="Times New Roman"/>
+          <w:rtl w:val="0"/>
+        </w:rPr>
+        <w:t xml:space="preserve">Or we just do the same thing and instead link a google form</w:t>
+      </w:r>
+    </w:p>
+    <w:p>
+      <w:pPr>
+        <w:rPr>
+          <w:rFonts w:ascii="Times New Roman" w:cs="Times New Roman" w:eastAsia="Times New Roman" w:hAnsi="Times New Roman"/>
+        </w:rPr>
+      </w:pPr>
+      <w:r>
+        <w:rPr>
+          <w:rtl w:val="0"/>
+        </w:rPr>
+      </w:r>
+    </w:p>
+    <w:p>
+      <w:pPr>
+        <w:rPr>
+          <w:rFonts w:ascii="Times New Roman" w:cs="Times New Roman" w:eastAsia="Times New Roman" w:hAnsi="Times New Roman"/>
+        </w:rPr>
+      </w:pPr>
+      <w:r>
+        <w:rPr>
+          <w:rtl w:val="0"/>
+        </w:rPr>
+      </w:r>
+    </w:p>
+    <w:p>
+      <w:pPr>
+        <w:rPr>
+          <w:rFonts w:ascii="Times New Roman" w:cs="Times New Roman" w:eastAsia="Times New Roman" w:hAnsi="Times New Roman"/>
+        </w:rPr>
+      </w:pPr>
+      <w:r>
+        <w:rPr>
+          <w:rtl w:val="0"/>
+        </w:rPr>
+      </w:r>
+    </w:p>
+    <w:p>
+      <w:pPr>
+        <w:rPr>
+          <w:rFonts w:ascii="Times New Roman" w:cs="Times New Roman" w:eastAsia="Times New Roman" w:hAnsi="Times New Roman"/>
+        </w:rPr>
+        <w:sectPr>
+          <w:type w:val="nextPage"/>
+          <w:pgSz w:h="15840" w:w="12240" w:orient="portrait"/>
+          <w:pgMar w:bottom="1440" w:top="1440" w:left="1440" w:right="1440" w:header="720" w:footer="720"/>
+          <w:pgNumType w:start="1"/>
+        </w:sectPr>
+      </w:pPr>
+      <w:r>
+        <w:rPr>
+          <w:rtl w:val="0"/>
+        </w:rPr>
+      </w:r>
+    </w:p>
+    <w:p>
+      <w:pPr>
+        <w:pStyle w:val="Title"/>
+        <w:keepNext w:val="0"/>
+        <w:keepLines w:val="0"/>
+        <w:pageBreakBefore w:val="0"/>
+        <w:widowControl w:val="0"/>
+        <w:pBdr>
+          <w:top w:space="0" w:sz="0" w:val="nil"/>
+          <w:left w:space="0" w:sz="0" w:val="nil"/>
+          <w:bottom w:space="0" w:sz="0" w:val="nil"/>
+          <w:right w:space="0" w:sz="0" w:val="nil"/>
+          <w:between w:space="0" w:sz="0" w:val="nil"/>
+        </w:pBdr>
+        <w:shd w:fill="auto" w:val="clear"/>
+        <w:spacing w:after="0" w:before="0" w:line="276" w:lineRule="auto"/>
+        <w:ind w:left="0" w:right="0" w:firstLine="0"/>
+        <w:jc w:val="left"/>
+        <w:rPr>
+          <w:rFonts w:ascii="Times New Roman" w:cs="Times New Roman" w:eastAsia="Times New Roman" w:hAnsi="Times New Roman"/>
+        </w:rPr>
+        <w:sectPr>
+          <w:type w:val="nextPage"/>
+          <w:pgSz w:h="15840" w:w="12240" w:orient="portrait"/>
+          <w:pgMar w:bottom="1440" w:top="1440" w:left="1440" w:right="1440" w:header="720" w:footer="720"/>
+          <w:pgNumType w:start="1"/>
+        </w:sectPr>
+      </w:pPr>
+      <w:bookmarkStart w:colFirst="0" w:colLast="0" w:name="_9oidoboswjck" w:id="3"/>
+      <w:bookmarkEnd w:id="3"/>
+      <w:r>
+        <w:rPr>
+          <w:rFonts w:ascii="Arial" w:cs="Arial" w:eastAsia="Arial" w:hAnsi="Arial"/>
+          <w:b w:val="0"/>
+          <w:bCs w:val="0"/>
+          <w:i w:val="0"/>
+          <w:iCs w:val="0"/>
+          <w:smallCaps w:val="0"/>
+          <w:strike w:val="0"/>
+          <w:color w:val="000000"/>
+          <w:sz w:val="52"/>
+          <w:szCs w:val="52"/>
+          <w:u w:val="none"/>
+          <w:shd w:fill="auto" w:val="clear"/>
+          <w:vertAlign w:val="baseline"/>
+          <w:rtl w:val="0"/>
+        </w:rPr>
+        <w:t xml:space="preserve">Collaborate with Us</w:t>
+      </w:r>
+      <w:r>
+        <w:rPr>
+          <w:rtl w:val="0"/>
+        </w:rPr>
+      </w:r>
+    </w:p>
+    <w:p>
+      <w:pPr>
+        <w:rPr>
+          <w:rFonts w:ascii="Times New Roman" w:cs="Times New Roman" w:eastAsia="Times New Roman" w:hAnsi="Times New Roman"/>
+        </w:rPr>
+      </w:pPr>
+      <w:r>
+        <w:rPr>
+          <w:rFonts w:ascii="Times New Roman" w:cs="Times New Roman" w:eastAsia="Times New Roman" w:hAnsi="Times New Roman"/>
+          <w:rtl w:val="0"/>
+        </w:rPr>
+        <w:t xml:space="preserve">WIEMO works with schools, NGOs, educators and community organisations to bring engaging physics education to students in rural and underserved communities.</w:t>
+      </w:r>
+    </w:p>
+    <w:p>
+      <w:pPr>
+        <w:rPr>
+          <w:rFonts w:ascii="Times New Roman" w:cs="Times New Roman" w:eastAsia="Times New Roman" w:hAnsi="Times New Roman"/>
+        </w:rPr>
+      </w:pPr>
+      <w:r>
+        <w:rPr>
+          <w:rtl w:val="0"/>
+        </w:rPr>
+      </w:r>
+    </w:p>
+    <w:p>
+      <w:pPr>
+        <w:rPr>
+          <w:rFonts w:ascii="Times New Roman" w:cs="Times New Roman" w:eastAsia="Times New Roman" w:hAnsi="Times New Roman"/>
+        </w:rPr>
+      </w:pPr>
+      <w:r>
+        <w:rPr>
+          <w:rFonts w:ascii="Times New Roman" w:cs="Times New Roman" w:eastAsia="Times New Roman" w:hAnsi="Times New Roman"/>
+          <w:rtl w:val="0"/>
+        </w:rPr>
+        <w:t xml:space="preserve">Our partners help us reach students, host sessions and adapt our programmes to the needs of each community. Together, we can give more students the opportunity to explore physics, ask questions and discover the possibilities of science.</w:t>
+      </w:r>
+    </w:p>
+    <w:p>
+      <w:pPr>
+        <w:rPr>
+          <w:rFonts w:ascii="Times New Roman" w:cs="Times New Roman" w:eastAsia="Times New Roman" w:hAnsi="Times New Roman"/>
+        </w:rPr>
+      </w:pPr>
+      <w:r>
+        <w:rPr>
+          <w:rtl w:val="0"/>
+        </w:rPr>
+      </w:r>
+    </w:p>
+    <w:p>
+      <w:pPr>
+        <w:rPr>
+          <w:rFonts w:ascii="Times New Roman" w:cs="Times New Roman" w:eastAsia="Times New Roman" w:hAnsi="Times New Roman"/>
+        </w:rPr>
+      </w:pPr>
+      <w:r>
+        <w:rPr>
+          <w:rFonts w:ascii="Times New Roman" w:cs="Times New Roman" w:eastAsia="Times New Roman" w:hAnsi="Times New Roman"/>
+          <w:rtl w:val="0"/>
+        </w:rPr>
+        <w:t xml:space="preserve">Interested in working with us? Get in touch through our form, or via our contact details.</w:t>
+      </w:r>
+    </w:p>
+    <w:p>
+      <w:pPr>
+        <w:rPr>
+          <w:rFonts w:ascii="Times New Roman" w:cs="Times New Roman" w:eastAsia="Times New Roman" w:hAnsi="Times New Roman"/>
+        </w:rPr>
+      </w:pPr>
+      <w:r>
+        <w:rPr>
+          <w:rFonts w:ascii="Times New Roman" w:cs="Times New Roman" w:eastAsia="Times New Roman" w:hAnsi="Times New Roman"/>
+          <w:rtl w:val="0"/>
+        </w:rPr>
+        <w:t xml:space="preserve">Email+phone number</w:t>
+      </w:r>
+    </w:p>
+    <w:p>
+      <w:pPr>
+        <w:rPr>
+          <w:rFonts w:ascii="Times New Roman" w:cs="Times New Roman" w:eastAsia="Times New Roman" w:hAnsi="Times New Roman"/>
+        </w:rPr>
+      </w:pPr>
+      <w:r>
+        <w:rPr>
+          <w:rtl w:val="0"/>
+        </w:rPr>
+      </w:r>
+    </w:p>
+    <w:p>
+      <w:pPr>
+        <w:rPr>
+          <w:rFonts w:ascii="Times New Roman" w:cs="Times New Roman" w:eastAsia="Times New Roman" w:hAnsi="Times New Roman"/>
+        </w:rPr>
+      </w:pPr>
+      <w:r>
+        <w:rPr>
+          <w:rFonts w:ascii="Times New Roman" w:cs="Times New Roman" w:eastAsia="Times New Roman" w:hAnsi="Times New Roman"/>
+          <w:rtl w:val="0"/>
+        </w:rPr>
+        <w:t xml:space="preserve">Integrated form would be</w:t>
+      </w:r>
+    </w:p>
+    <w:p>
+      <w:pPr>
+        <w:rPr>
+          <w:rFonts w:ascii="Times New Roman" w:cs="Times New Roman" w:eastAsia="Times New Roman" w:hAnsi="Times New Roman"/>
+        </w:rPr>
+      </w:pPr>
+      <w:r>
+        <w:rPr>
+          <w:rtl w:val="0"/>
+        </w:rPr>
+      </w:r>
+    </w:p>
+    <w:p>
+      <w:pPr>
+        <w:rPr>
+          <w:rFonts w:ascii="Times New Roman" w:cs="Times New Roman" w:eastAsia="Times New Roman" w:hAnsi="Times New Roman"/>
+        </w:rPr>
+      </w:pPr>
+      <w:r>
+        <w:rPr>
+          <w:rFonts w:ascii="Times New Roman" w:cs="Times New Roman" w:eastAsia="Times New Roman" w:hAnsi="Times New Roman"/>
+          <w:rtl w:val="0"/>
+        </w:rPr>
+        <w:t xml:space="preserve">School/Organisation Name:</w:t>
+      </w:r>
+    </w:p>
+    <w:p>
+      <w:pPr>
+        <w:rPr>
+          <w:rFonts w:ascii="Times New Roman" w:cs="Times New Roman" w:eastAsia="Times New Roman" w:hAnsi="Times New Roman"/>
+        </w:rPr>
+      </w:pPr>
+      <w:r>
+        <w:rPr>
+          <w:rFonts w:ascii="Times New Roman" w:cs="Times New Roman" w:eastAsia="Times New Roman" w:hAnsi="Times New Roman"/>
+          <w:rtl w:val="0"/>
+        </w:rPr>
+        <w:t xml:space="preserve">Location:</w:t>
+      </w:r>
+    </w:p>
+    <w:p>
+      <w:pPr>
+        <w:rPr>
+          <w:rFonts w:ascii="Times New Roman" w:cs="Times New Roman" w:eastAsia="Times New Roman" w:hAnsi="Times New Roman"/>
+        </w:rPr>
+      </w:pPr>
+      <w:r>
+        <w:rPr>
+          <w:rFonts w:ascii="Times New Roman" w:cs="Times New Roman" w:eastAsia="Times New Roman" w:hAnsi="Times New Roman"/>
+          <w:rtl w:val="0"/>
+        </w:rPr>
+        <w:t xml:space="preserve">Email:</w:t>
+      </w:r>
+    </w:p>
+    <w:p>
+      <w:pPr>
+        <w:rPr>
+          <w:rFonts w:ascii="Times New Roman" w:cs="Times New Roman" w:eastAsia="Times New Roman" w:hAnsi="Times New Roman"/>
+        </w:rPr>
+      </w:pPr>
+      <w:r>
+        <w:rPr>
+          <w:rFonts w:ascii="Times New Roman" w:cs="Times New Roman" w:eastAsia="Times New Roman" w:hAnsi="Times New Roman"/>
+          <w:rtl w:val="0"/>
+        </w:rPr>
+        <w:t xml:space="preserve">Number:</w:t>
+      </w:r>
+    </w:p>
+    <w:p>
+      <w:pPr>
+        <w:rPr>
+          <w:rFonts w:ascii="Times New Roman" w:cs="Times New Roman" w:eastAsia="Times New Roman" w:hAnsi="Times New Roman"/>
+        </w:rPr>
+      </w:pPr>
+      <w:r>
+        <w:rPr>
+          <w:rFonts w:ascii="Times New Roman" w:cs="Times New Roman" w:eastAsia="Times New Roman" w:hAnsi="Times New Roman"/>
+          <w:rtl w:val="0"/>
+        </w:rPr>
+        <w:t xml:space="preserve">Proposal/Inquiry: (300 word limit)</w:t>
+      </w:r>
+    </w:p>
+    <w:p>
+      <w:pPr>
+        <w:rPr>
+          <w:rFonts w:ascii="Times New Roman" w:cs="Times New Roman" w:eastAsia="Times New Roman" w:hAnsi="Times New Roman"/>
+        </w:rPr>
+        <w:sectPr>
+          <w:type w:val="nextPage"/>
+          <w:pgSz w:h="15840" w:w="12240" w:orient="portrait"/>
+          <w:pgMar w:bottom="1440" w:top="1440" w:left="1440" w:right="1440" w:header="720" w:footer="720"/>
+          <w:pgNumType w:start="1"/>
+        </w:sectPr>
+      </w:pPr>
+      <w:r>
+        <w:rPr>
+          <w:rtl w:val="0"/>
+        </w:rPr>
+      </w:r>
+    </w:p>
+    <w:p>
+      <w:pPr>
+        <w:pStyle w:val="Title"/>
+        <w:keepNext w:val="0"/>
+        <w:keepLines w:val="0"/>
+        <w:pageBreakBefore w:val="0"/>
+        <w:widowControl w:val="0"/>
+        <w:pBdr>
+          <w:top w:space="0" w:sz="0" w:val="nil"/>
+          <w:left w:space="0" w:sz="0" w:val="nil"/>
+          <w:bottom w:space="0" w:sz="0" w:val="nil"/>
+          <w:right w:space="0" w:sz="0" w:val="nil"/>
+          <w:between w:space="0" w:sz="0" w:val="nil"/>
+        </w:pBdr>
+        <w:shd w:fill="auto" w:val="clear"/>
+        <w:spacing w:after="0" w:before="0" w:line="276" w:lineRule="auto"/>
+        <w:ind w:left="0" w:right="0" w:firstLine="0"/>
+        <w:jc w:val="left"/>
+        <w:rPr>
+          <w:rFonts w:ascii="Times New Roman" w:cs="Times New Roman" w:eastAsia="Times New Roman" w:hAnsi="Times New Roman"/>
+        </w:rPr>
+        <w:sectPr>
+          <w:type w:val="nextPage"/>
+          <w:pgSz w:h="15840" w:w="12240" w:orient="portrait"/>
+          <w:pgMar w:bottom="1440" w:top="1440" w:left="1440" w:right="1440" w:header="720" w:footer="720"/>
+          <w:pgNumType w:start="1"/>
+        </w:sectPr>
+      </w:pPr>
+      <w:bookmarkStart w:colFirst="0" w:colLast="0" w:name="_5ctrn8x3ox80" w:id="4"/>
+      <w:bookmarkEnd w:id="4"/>
+      <w:r>
+        <w:rPr>
+          <w:rFonts w:ascii="Arial" w:cs="Arial" w:eastAsia="Arial" w:hAnsi="Arial"/>
+          <w:b w:val="0"/>
+          <w:bCs w:val="0"/>
+          <w:i w:val="0"/>
+          <w:iCs w:val="0"/>
+          <w:smallCaps w:val="0"/>
+          <w:strike w:val="0"/>
+          <w:color w:val="000000"/>
+          <w:sz w:val="52"/>
+          <w:szCs w:val="52"/>
+          <w:u w:val="none"/>
+          <w:shd w:fill="auto" w:val="clear"/>
+          <w:vertAlign w:val="baseline"/>
+          <w:rtl w:val="0"/>
+        </w:rPr>
+        <w:t xml:space="preserve">About Us</w:t>
+      </w:r>
+      <w:r>
+        <w:rPr>
+          <w:rtl w:val="0"/>
+        </w:rPr>
+      </w:r>
+    </w:p>
+    <w:p>
+      <w:pPr>
+        <w:rPr>
+          <w:rFonts w:ascii="Times New Roman" w:cs="Times New Roman" w:eastAsia="Times New Roman" w:hAnsi="Times New Roman"/>
+          <w:sz w:val="40"/>
+          <w:szCs w:val="40"/>
+        </w:rPr>
+      </w:pPr>
+      <w:r>
+        <w:rPr>
+          <w:rFonts w:ascii="Times New Roman" w:cs="Times New Roman" w:eastAsia="Times New Roman" w:hAnsi="Times New Roman"/>
+          <w:sz w:val="40"/>
+          <w:szCs w:val="40"/>
+          <w:rtl w:val="0"/>
+        </w:rPr>
+        <w:t xml:space="preserve">Who we are:</w:t>
+      </w:r>
+    </w:p>
+    <w:p>
+      <w:pPr>
+        <w:rPr>
+          <w:rFonts w:ascii="Times New Roman" w:cs="Times New Roman" w:eastAsia="Times New Roman" w:hAnsi="Times New Roman"/>
+        </w:rPr>
+      </w:pPr>
+      <w:r>
+        <w:rPr>
+          <w:rFonts w:ascii="Times New Roman" w:cs="Times New Roman" w:eastAsia="Times New Roman" w:hAnsi="Times New Roman"/>
+          <w:rtl w:val="0"/>
+        </w:rPr>
+        <w:t xml:space="preserve">What is Everything Made Of, or WEIMO, is a student-led initiative bringing engaging physics education to students in rural and underserved communities.</w:t>
+      </w:r>
+    </w:p>
+    <w:p>
+      <w:pPr>
+        <w:rPr>
+          <w:rFonts w:ascii="Times New Roman" w:cs="Times New Roman" w:eastAsia="Times New Roman" w:hAnsi="Times New Roman"/>
+        </w:rPr>
+      </w:pPr>
+      <w:r>
+        <w:rPr>
+          <w:rtl w:val="0"/>
+        </w:rPr>
+      </w:r>
+    </w:p>
+    <w:p>
+      <w:pPr>
+        <w:rPr>
+          <w:rFonts w:ascii="Times New Roman" w:cs="Times New Roman" w:eastAsia="Times New Roman" w:hAnsi="Times New Roman"/>
+        </w:rPr>
+      </w:pPr>
+      <w:r>
+        <w:rPr>
+          <w:rFonts w:ascii="Times New Roman" w:cs="Times New Roman" w:eastAsia="Times New Roman" w:hAnsi="Times New Roman"/>
+          <w:rtl w:val="0"/>
+        </w:rPr>
+        <w:t xml:space="preserve">Led by students with a passion for physics, including CERN Masterclass alumni, we introduce young learners to the ideas, questions and discoveries that make physics fascinating, particularly particle physics.</w:t>
+      </w:r>
+    </w:p>
+    <w:p>
+      <w:pPr>
+        <w:rPr>
+          <w:rFonts w:ascii="Times New Roman" w:cs="Times New Roman" w:eastAsia="Times New Roman" w:hAnsi="Times New Roman"/>
+        </w:rPr>
+      </w:pPr>
+      <w:r>
+        <w:rPr>
+          <w:rtl w:val="0"/>
+        </w:rPr>
+      </w:r>
+    </w:p>
+    <w:p>
+      <w:pPr>
+        <w:rPr>
+          <w:rFonts w:ascii="Times New Roman" w:cs="Times New Roman" w:eastAsia="Times New Roman" w:hAnsi="Times New Roman"/>
+          <w:sz w:val="40"/>
+          <w:szCs w:val="40"/>
+        </w:rPr>
+      </w:pPr>
+      <w:r>
+        <w:rPr>
+          <w:rFonts w:ascii="Times New Roman" w:cs="Times New Roman" w:eastAsia="Times New Roman" w:hAnsi="Times New Roman"/>
+          <w:sz w:val="40"/>
+          <w:szCs w:val="40"/>
+          <w:rtl w:val="0"/>
+        </w:rPr>
+        <w:t xml:space="preserve">Our Story:</w:t>
+      </w:r>
+    </w:p>
+    <w:p>
+      <w:pPr>
+        <w:spacing w:after="240" w:before="240" w:lineRule="auto"/>
+        <w:rPr>
+          <w:rFonts w:ascii="Times New Roman" w:cs="Times New Roman" w:eastAsia="Times New Roman" w:hAnsi="Times New Roman"/>
+        </w:rPr>
+      </w:pPr>
+      <w:r>
+        <w:rPr>
+          <w:rFonts w:ascii="Times New Roman" w:cs="Times New Roman" w:eastAsia="Times New Roman" w:hAnsi="Times New Roman"/>
+          <w:rtl w:val="0"/>
+        </w:rPr>
+        <w:t xml:space="preserve">The idea for WIEMO began in 2024, when I had the opportunity to attend a CERN Masterclass.</w:t>
+      </w:r>
+    </w:p>
+    <w:p>
+      <w:pPr>
+        <w:spacing w:after="240" w:before="240" w:lineRule="auto"/>
+        <w:rPr>
+          <w:rFonts w:ascii="Times New Roman" w:cs="Times New Roman" w:eastAsia="Times New Roman" w:hAnsi="Times New Roman"/>
+        </w:rPr>
+      </w:pPr>
+      <w:r>
+        <w:rPr>
+          <w:rFonts w:ascii="Times New Roman" w:cs="Times New Roman" w:eastAsia="Times New Roman" w:hAnsi="Times New Roman"/>
+          <w:rtl w:val="0"/>
+        </w:rPr>
+        <w:t xml:space="preserve">For the first time, I was able to explore particle physics beyond the classroom and engage with questions that had fascinated me for years. What is everything made of? How do scientists study particles that cannot be seen? How much of the universe do we still not understand?</w:t>
+      </w:r>
+    </w:p>
+    <w:p>
+      <w:pPr>
+        <w:spacing w:after="240" w:before="240" w:lineRule="auto"/>
+        <w:rPr>
+          <w:rFonts w:ascii="Times New Roman" w:cs="Times New Roman" w:eastAsia="Times New Roman" w:hAnsi="Times New Roman"/>
+        </w:rPr>
+      </w:pPr>
+      <w:r>
+        <w:rPr>
+          <w:rFonts w:ascii="Times New Roman" w:cs="Times New Roman" w:eastAsia="Times New Roman" w:hAnsi="Times New Roman"/>
+          <w:rtl w:val="0"/>
+        </w:rPr>
+        <w:t xml:space="preserve">When I returned, I realised how uncommon that opportunity had been, and how much it had changed the way I saw physics. I also began thinking about the many students who may never receive the chance to encounter the subject in this way. For them, particle physics might remain something distant and inaccessible, not because they lack curiosity, but because they have never been given the opportunity to explore it.</w:t>
+      </w:r>
+    </w:p>
+    <w:p>
+      <w:pPr>
+        <w:spacing w:after="240" w:before="240" w:lineRule="auto"/>
+        <w:rPr>
+          <w:rFonts w:ascii="Times New Roman" w:cs="Times New Roman" w:eastAsia="Times New Roman" w:hAnsi="Times New Roman"/>
+        </w:rPr>
+      </w:pPr>
+      <w:r>
+        <w:rPr>
+          <w:rFonts w:ascii="Times New Roman" w:cs="Times New Roman" w:eastAsia="Times New Roman" w:hAnsi="Times New Roman"/>
+          <w:rtl w:val="0"/>
+        </w:rPr>
+        <w:t xml:space="preserve">I wanted to help bridge that gap.</w:t>
+      </w:r>
+    </w:p>
+    <w:p>
+      <w:pPr>
+        <w:spacing w:after="240" w:before="240" w:lineRule="auto"/>
+        <w:rPr>
+          <w:rFonts w:ascii="Times New Roman" w:cs="Times New Roman" w:eastAsia="Times New Roman" w:hAnsi="Times New Roman"/>
+        </w:rPr>
+      </w:pPr>
+      <w:r>
+        <w:rPr>
+          <w:rFonts w:ascii="Times New Roman" w:cs="Times New Roman" w:eastAsia="Times New Roman" w:hAnsi="Times New Roman"/>
+          <w:rtl w:val="0"/>
+        </w:rPr>
+        <w:t xml:space="preserve">In 2025, I began WIEMO with a single pilot session, where I introduced students to some of the basic ideas I had encountered through the CERN Masterclass. I did not want the session to feel like another lecture. I wanted students to ask questions, imagine themselves as scientists, and experience the excitement of trying to understand the universe.</w:t>
+      </w:r>
+    </w:p>
+    <w:p>
+      <w:pPr>
+        <w:spacing w:after="240" w:before="240" w:lineRule="auto"/>
+        <w:rPr>
+          <w:rFonts w:ascii="Times New Roman" w:cs="Times New Roman" w:eastAsia="Times New Roman" w:hAnsi="Times New Roman"/>
+        </w:rPr>
+      </w:pPr>
+      <w:r>
+        <w:rPr>
+          <w:rFonts w:ascii="Times New Roman" w:cs="Times New Roman" w:eastAsia="Times New Roman" w:hAnsi="Times New Roman"/>
+          <w:rtl w:val="0"/>
+        </w:rPr>
+        <w:t xml:space="preserve">That first session showed me how powerful simple exposure could be. A subject that initially seemed unfamiliar quickly became something students were curious about. Their questions, excitement, and willingness to engage made me realise that WIEMO could become more than a single session.</w:t>
+      </w:r>
+    </w:p>
+    <w:p>
+      <w:pPr>
+        <w:spacing w:after="240" w:before="240" w:lineRule="auto"/>
+        <w:rPr>
+          <w:rFonts w:ascii="Times New Roman" w:cs="Times New Roman" w:eastAsia="Times New Roman" w:hAnsi="Times New Roman"/>
+        </w:rPr>
+      </w:pPr>
+      <w:r>
+        <w:rPr>
+          <w:rFonts w:ascii="Times New Roman" w:cs="Times New Roman" w:eastAsia="Times New Roman" w:hAnsi="Times New Roman"/>
+          <w:rtl w:val="0"/>
+        </w:rPr>
+        <w:t xml:space="preserve">Since then, I have been joined by Reyansh and Nikhil, whose ideas, effort and commitment have helped WIEMO grow far beyond the original pilot session.</w:t>
+      </w:r>
+    </w:p>
+    <w:p>
+      <w:pPr>
+        <w:spacing w:after="240" w:before="240" w:lineRule="auto"/>
+        <w:rPr>
+          <w:rFonts w:ascii="Times New Roman" w:cs="Times New Roman" w:eastAsia="Times New Roman" w:hAnsi="Times New Roman"/>
+        </w:rPr>
+      </w:pPr>
+      <w:r>
+        <w:rPr>
+          <w:rFonts w:ascii="Times New Roman" w:cs="Times New Roman" w:eastAsia="Times New Roman" w:hAnsi="Times New Roman"/>
+          <w:rtl w:val="0"/>
+        </w:rPr>
+        <w:t xml:space="preserve">Reyansh has become an essential part of the initiative. He brings not only a strong understanding of difficult ideas, but also the ability to explain them with clarity, patience and energy. His ability to communicate in three languages has been especially important in helping us reach students from different backgrounds. He does much more than translate our sessions. He adapts examples, explanations and questions so that students can genuinely connect with what they are learning. His intelligence, confidence and presence in the classroom have helped make WIEMO more accessible, engaging and inclusive.</w:t>
+      </w:r>
+    </w:p>
+    <w:p>
+      <w:pPr>
+        <w:spacing w:after="240" w:before="240" w:lineRule="auto"/>
+        <w:rPr>
+          <w:rFonts w:ascii="Times New Roman" w:cs="Times New Roman" w:eastAsia="Times New Roman" w:hAnsi="Times New Roman"/>
+        </w:rPr>
+      </w:pPr>
+      <w:r>
+        <w:rPr>
+          <w:rFonts w:ascii="Times New Roman" w:cs="Times New Roman" w:eastAsia="Times New Roman" w:hAnsi="Times New Roman"/>
+          <w:rtl w:val="0"/>
+        </w:rPr>
+        <w:t xml:space="preserve">Nikhil has played an equally important role in building the technical side of WIEMO. He helped design and develop our website, giving the initiative a platform through which we can share our work, document our progress and connect with schools and organisations. He also supports the technology behind the project, helping us turn ideas into something functional, organised and sustainable. His work has allowed WIEMO to grow not only inside classrooms, but also as a wider initiative with a clear identity and presence.</w:t>
+      </w:r>
+    </w:p>
+    <w:p>
+      <w:pPr>
+        <w:spacing w:after="240" w:before="240" w:lineRule="auto"/>
+        <w:rPr>
+          <w:rFonts w:ascii="Times New Roman" w:cs="Times New Roman" w:eastAsia="Times New Roman" w:hAnsi="Times New Roman"/>
+        </w:rPr>
+      </w:pPr>
+      <w:r>
+        <w:rPr>
+          <w:rFonts w:ascii="Times New Roman" w:cs="Times New Roman" w:eastAsia="Times New Roman" w:hAnsi="Times New Roman"/>
+          <w:rtl w:val="0"/>
+        </w:rPr>
+        <w:t xml:space="preserve">What began as something I started alone has now become something we are building together. Each of us brings a different strength to the initiative, whether through teaching, communication, technology or planning. WIEMO is no longer simply my project. It is our shared effort, shaped by the people who contribute to it and by every student who asks a question during our sessions.</w:t>
+      </w:r>
+    </w:p>
+    <w:p>
+      <w:pPr>
+        <w:spacing w:after="240" w:before="240" w:lineRule="auto"/>
+        <w:rPr>
+          <w:rFonts w:ascii="Times New Roman" w:cs="Times New Roman" w:eastAsia="Times New Roman" w:hAnsi="Times New Roman"/>
+        </w:rPr>
+      </w:pPr>
+      <w:r>
+        <w:rPr>
+          <w:rtl w:val="0"/>
+        </w:rPr>
+      </w:r>
+    </w:p>
+    <w:p>
+      <w:pPr>
+        <w:rPr>
+          <w:rFonts w:ascii="Times New Roman" w:cs="Times New Roman" w:eastAsia="Times New Roman" w:hAnsi="Times New Roman"/>
+        </w:rPr>
+      </w:pPr>
+      <w:r>
+        <w:rPr>
+          <w:rtl w:val="0"/>
+        </w:rPr>
+      </w:r>
+    </w:p>
+    <w:p>
+      <w:pPr>
+        <w:spacing w:after="240" w:before="240" w:lineRule="auto"/>
+        <w:rPr>
+          <w:rFonts w:ascii="Times New Roman" w:cs="Times New Roman" w:eastAsia="Times New Roman" w:hAnsi="Times New Roman"/>
+        </w:rPr>
+      </w:pPr>
+      <w:r>
+        <w:rPr>
+          <w:rtl w:val="0"/>
+        </w:rPr>
+      </w:r>
+    </w:p>
+    <w:p>
+      <w:pPr>
+        <w:spacing w:after="240" w:before="240" w:lineRule="auto"/>
+        <w:rPr>
+          <w:rFonts w:ascii="Times New Roman" w:cs="Times New Roman" w:eastAsia="Times New Roman" w:hAnsi="Times New Roman"/>
+        </w:rPr>
+      </w:pPr>
+      <w:r>
+        <w:rPr>
+          <w:rtl w:val="0"/>
+        </w:rPr>
+      </w:r>
+    </w:p>
+    <w:p>
+      <w:pPr>
+        <w:rPr>
+          <w:rFonts w:ascii="Times New Roman" w:cs="Times New Roman" w:eastAsia="Times New Roman" w:hAnsi="Times New Roman"/>
+          <w:sz w:val="40"/>
+          <w:szCs w:val="40"/>
+        </w:rPr>
+      </w:pPr>
+      <w:r>
+        <w:rPr>
+          <w:rFonts w:ascii="Times New Roman" w:cs="Times New Roman" w:eastAsia="Times New Roman" w:hAnsi="Times New Roman"/>
+          <w:sz w:val="40"/>
+          <w:szCs w:val="40"/>
+          <w:rtl w:val="0"/>
+        </w:rPr>
+        <w:t xml:space="preserve">Our Mission:</w:t>
+      </w:r>
+    </w:p>
+    <w:p>
+      <w:pPr>
+        <w:spacing w:after="240" w:before="240" w:lineRule="auto"/>
+        <w:rPr>
+          <w:rFonts w:ascii="Times New Roman" w:cs="Times New Roman" w:eastAsia="Times New Roman" w:hAnsi="Times New Roman"/>
+        </w:rPr>
+      </w:pPr>
+      <w:r>
+        <w:rPr>
+          <w:rFonts w:ascii="Times New Roman" w:cs="Times New Roman" w:eastAsia="Times New Roman" w:hAnsi="Times New Roman"/>
+          <w:rtl w:val="0"/>
+        </w:rPr>
+        <w:t xml:space="preserve">WIEMO aims to give students greater exposure to physics, particularly particle physics, and to the questions that shape our understanding of the universe. Our work was inspired by the experiences of our members at the CERN Masterclass, where they had the opportunity to explore particle physics at the highest level. Recognising that access to such opportunities is often shaped by a student’s background, location and available resources, we aim to make engaging and high-quality physics education more accessible to students in rural and underserved communities.</w:t>
+      </w:r>
+    </w:p>
+    <w:p>
+      <w:pPr>
+        <w:spacing w:after="240" w:before="240" w:lineRule="auto"/>
+        <w:rPr>
+          <w:rFonts w:ascii="Times New Roman" w:cs="Times New Roman" w:eastAsia="Times New Roman" w:hAnsi="Times New Roman"/>
+        </w:rPr>
+      </w:pPr>
+      <w:r>
+        <w:rPr>
+          <w:rFonts w:ascii="Times New Roman" w:cs="Times New Roman" w:eastAsia="Times New Roman" w:hAnsi="Times New Roman"/>
+          <w:rtl w:val="0"/>
+        </w:rPr>
+        <w:t xml:space="preserve">We believe that the question, “What is everything made of?”, is universal. Every student should have the opportunity to ask that question, explore its answers and discover the possibilities within science, regardless of where they come from. By working with schools, educators and community organisations, our mission is to reduce the barriers that prevent students from accessing scientific knowledge and to create more equal opportunities for curiosity, learning and discovery.</w:t>
+      </w:r>
+    </w:p>
+    <w:p>
+      <w:pPr>
+        <w:spacing w:after="240" w:before="240" w:lineRule="auto"/>
+        <w:rPr>
+          <w:rFonts w:ascii="Times New Roman" w:cs="Times New Roman" w:eastAsia="Times New Roman" w:hAnsi="Times New Roman"/>
+        </w:rPr>
+      </w:pPr>
+      <w:r>
+        <w:rPr>
+          <w:rtl w:val="0"/>
+        </w:rPr>
+      </w:r>
+    </w:p>
+    <w:p>
+      <w:pPr>
+        <w:rPr>
+          <w:rFonts w:ascii="Times New Roman" w:cs="Times New Roman" w:eastAsia="Times New Roman" w:hAnsi="Times New Roman"/>
+          <w:sz w:val="40"/>
+          <w:szCs w:val="40"/>
+        </w:rPr>
+      </w:pPr>
+      <w:r>
+        <w:rPr>
+          <w:rFonts w:ascii="Times New Roman" w:cs="Times New Roman" w:eastAsia="Times New Roman" w:hAnsi="Times New Roman"/>
+          <w:sz w:val="40"/>
+          <w:szCs w:val="40"/>
+          <w:rtl w:val="0"/>
+        </w:rPr>
+        <w:t xml:space="preserve">What We Do:</w:t>
+      </w:r>
+    </w:p>
+    <w:p>
+      <w:pPr>
+        <w:spacing w:after="240" w:before="240" w:lineRule="auto"/>
+        <w:rPr>
+          <w:rFonts w:ascii="Times New Roman" w:cs="Times New Roman" w:eastAsia="Times New Roman" w:hAnsi="Times New Roman"/>
+        </w:rPr>
+      </w:pPr>
+      <w:r>
+        <w:rPr>
+          <w:rFonts w:ascii="Times New Roman" w:cs="Times New Roman" w:eastAsia="Times New Roman" w:hAnsi="Times New Roman"/>
+          <w:rtl w:val="0"/>
+        </w:rPr>
+        <w:t xml:space="preserve">We cover a wide variety of topics, including the following:</w:t>
+      </w:r>
+    </w:p>
+    <w:p>
+      <w:pPr>
+        <w:numPr>
+          <w:ilvl w:val="0"/>
+          <w:numId w:val="2"/>
+        </w:numPr>
+        <w:spacing w:after="0" w:afterAutospacing="0" w:before="240" w:lineRule="auto"/>
+        <w:ind w:left="720" w:hanging="360"/>
+        <w:rPr>
+          <w:rFonts w:ascii="Times New Roman" w:cs="Times New Roman" w:eastAsia="Times New Roman" w:hAnsi="Times New Roman"/>
+        </w:rPr>
+      </w:pPr>
+      <w:r>
+        <w:rPr>
+          <w:rFonts w:ascii="Times New Roman" w:cs="Times New Roman" w:eastAsia="Times New Roman" w:hAnsi="Times New Roman"/>
+          <w:rtl w:val="0"/>
+        </w:rPr>
+        <w:t xml:space="preserve">Atoms, and the structure of matter</w:t>
+      </w:r>
+    </w:p>
+    <w:p>
+      <w:pPr>
+        <w:numPr>
+          <w:ilvl w:val="0"/>
+          <w:numId w:val="2"/>
+        </w:numPr>
+        <w:spacing w:after="0" w:afterAutospacing="0" w:before="0" w:beforeAutospacing="0" w:lineRule="auto"/>
+        <w:ind w:left="720" w:hanging="360"/>
+        <w:rPr>
+          <w:rFonts w:ascii="Times New Roman" w:cs="Times New Roman" w:eastAsia="Times New Roman" w:hAnsi="Times New Roman"/>
+        </w:rPr>
+      </w:pPr>
+      <w:r>
+        <w:rPr>
+          <w:rFonts w:ascii="Times New Roman" w:cs="Times New Roman" w:eastAsia="Times New Roman" w:hAnsi="Times New Roman"/>
+          <w:rtl w:val="0"/>
+        </w:rPr>
+        <w:t xml:space="preserve">The Big Bang Theory </w:t>
+      </w:r>
+      <w:r>
+        <w:rPr>
+          <w:rFonts w:ascii="Comic Sans MS" w:cs="Comic Sans MS" w:eastAsia="Comic Sans MS" w:hAnsi="Comic Sans MS"/>
+          <w:b w:val="1"/>
+          <w:bCs w:val="1"/>
+          <w:i w:val="1"/>
+          <w:iCs w:val="1"/>
+          <w:color w:val="980000"/>
+          <w:sz w:val="26"/>
+          <w:szCs w:val="26"/>
+          <w:rtl w:val="0"/>
+        </w:rPr>
+        <w:t xml:space="preserve">sheldon lee cooper you dog</w:t>
+      </w:r>
+    </w:p>
+    <w:p>
+      <w:pPr>
+        <w:numPr>
+          <w:ilvl w:val="0"/>
+          <w:numId w:val="2"/>
+        </w:numPr>
+        <w:spacing w:after="0" w:afterAutospacing="0" w:before="0" w:beforeAutospacing="0" w:lineRule="auto"/>
+        <w:ind w:left="720" w:hanging="360"/>
+        <w:rPr>
+          <w:rFonts w:ascii="Times New Roman" w:cs="Times New Roman" w:eastAsia="Times New Roman" w:hAnsi="Times New Roman"/>
+        </w:rPr>
+      </w:pPr>
+      <w:r>
+        <w:rPr>
+          <w:rFonts w:ascii="Times New Roman" w:cs="Times New Roman" w:eastAsia="Times New Roman" w:hAnsi="Times New Roman"/>
+          <w:rtl w:val="0"/>
+        </w:rPr>
+        <w:t xml:space="preserve">Fundamental Particles</w:t>
+      </w:r>
+    </w:p>
+    <w:p>
+      <w:pPr>
+        <w:numPr>
+          <w:ilvl w:val="0"/>
+          <w:numId w:val="2"/>
+        </w:numPr>
+        <w:spacing w:after="0" w:afterAutospacing="0" w:before="0" w:beforeAutospacing="0" w:lineRule="auto"/>
+        <w:ind w:left="720" w:hanging="360"/>
+        <w:rPr>
+          <w:rFonts w:ascii="Times New Roman" w:cs="Times New Roman" w:eastAsia="Times New Roman" w:hAnsi="Times New Roman"/>
+        </w:rPr>
+      </w:pPr>
+      <w:r>
+        <w:rPr>
+          <w:rFonts w:ascii="Times New Roman" w:cs="Times New Roman" w:eastAsia="Times New Roman" w:hAnsi="Times New Roman"/>
+          <w:rtl w:val="0"/>
+        </w:rPr>
+        <w:t xml:space="preserve">The Standard Model</w:t>
+      </w:r>
+    </w:p>
+    <w:p>
+      <w:pPr>
+        <w:numPr>
+          <w:ilvl w:val="0"/>
+          <w:numId w:val="2"/>
+        </w:numPr>
+        <w:spacing w:after="0" w:afterAutospacing="0" w:before="0" w:beforeAutospacing="0" w:lineRule="auto"/>
+        <w:ind w:left="720" w:hanging="360"/>
+        <w:rPr>
+          <w:rFonts w:ascii="Times New Roman" w:cs="Times New Roman" w:eastAsia="Times New Roman" w:hAnsi="Times New Roman"/>
+        </w:rPr>
+      </w:pPr>
+      <w:r>
+        <w:rPr>
+          <w:rFonts w:ascii="Times New Roman" w:cs="Times New Roman" w:eastAsia="Times New Roman" w:hAnsi="Times New Roman"/>
+          <w:rtl w:val="0"/>
+        </w:rPr>
+        <w:t xml:space="preserve">Particle Accelerators and CERN</w:t>
+      </w:r>
+    </w:p>
+    <w:p>
+      <w:pPr>
+        <w:numPr>
+          <w:ilvl w:val="0"/>
+          <w:numId w:val="2"/>
+        </w:numPr>
+        <w:spacing w:after="240" w:before="0" w:beforeAutospacing="0" w:lineRule="auto"/>
+        <w:ind w:left="720" w:hanging="360"/>
+        <w:rPr>
+          <w:rFonts w:ascii="Times New Roman" w:cs="Times New Roman" w:eastAsia="Times New Roman" w:hAnsi="Times New Roman"/>
+        </w:rPr>
+      </w:pPr>
+      <w:r>
+        <w:rPr>
+          <w:rFonts w:ascii="Times New Roman" w:cs="Times New Roman" w:eastAsia="Times New Roman" w:hAnsi="Times New Roman"/>
+          <w:rtl w:val="0"/>
+        </w:rPr>
+        <w:t xml:space="preserve">The Higgs Boson</w:t>
+      </w:r>
+    </w:p>
+    <w:p>
+      <w:pPr>
+        <w:spacing w:after="240" w:before="240" w:lineRule="auto"/>
+        <w:rPr>
+          <w:rFonts w:ascii="Times New Roman" w:cs="Times New Roman" w:eastAsia="Times New Roman" w:hAnsi="Times New Roman"/>
+        </w:rPr>
+      </w:pPr>
+      <w:r>
+        <w:rPr>
+          <w:rFonts w:ascii="Times New Roman" w:cs="Times New Roman" w:eastAsia="Times New Roman" w:hAnsi="Times New Roman"/>
+          <w:rtl w:val="0"/>
+        </w:rPr>
+        <w:t xml:space="preserve">We use analogies, activities, and discussions to teach these complex concepts to students from 6th to 12th grade.</w:t>
+      </w:r>
+    </w:p>
+    <w:p>
+      <w:pPr>
+        <w:spacing w:after="240" w:before="240" w:lineRule="auto"/>
+        <w:rPr>
+          <w:rFonts w:ascii="Times New Roman" w:cs="Times New Roman" w:eastAsia="Times New Roman" w:hAnsi="Times New Roman"/>
+        </w:rPr>
+      </w:pPr>
+      <w:r>
+        <w:rPr>
+          <w:rtl w:val="0"/>
+        </w:rPr>
+      </w:r>
+    </w:p>
+    <w:p>
+      <w:pPr>
+        <w:spacing w:after="240" w:before="240" w:lineRule="auto"/>
+        <w:rPr>
+          <w:rFonts w:ascii="Times New Roman" w:cs="Times New Roman" w:eastAsia="Times New Roman" w:hAnsi="Times New Roman"/>
+        </w:rPr>
+      </w:pPr>
+      <w:r>
+        <w:rPr>
+          <w:rtl w:val="0"/>
+        </w:rPr>
+      </w:r>
+    </w:p>
+    <w:p>
+      <w:pPr>
+        <w:rPr>
+          <w:rFonts w:ascii="Times New Roman" w:cs="Times New Roman" w:eastAsia="Times New Roman" w:hAnsi="Times New Roman"/>
+          <w:sz w:val="40"/>
+          <w:szCs w:val="40"/>
+        </w:rPr>
+      </w:pPr>
+      <w:r>
+        <w:rPr>
+          <w:rFonts w:ascii="Times New Roman" w:cs="Times New Roman" w:eastAsia="Times New Roman" w:hAnsi="Times New Roman"/>
+          <w:sz w:val="40"/>
+          <w:szCs w:val="40"/>
+          <w:rtl w:val="0"/>
+        </w:rPr>
+        <w:t xml:space="preserve">Our Team: (pls write a para about yourselves (this would include like your background and interests, as well as why you got involved in the initiative)) - just put linkedin photos i think that should work</w:t>
+      </w:r>
+    </w:p>
+    <w:p>
+      <w:pPr>
+        <w:rPr>
+          <w:rFonts w:ascii="Times New Roman" w:cs="Times New Roman" w:eastAsia="Times New Roman" w:hAnsi="Times New Roman"/>
+        </w:rPr>
+      </w:pPr>
+      <w:r>
+        <w:rPr>
+          <w:rFonts w:ascii="Times New Roman" w:cs="Times New Roman" w:eastAsia="Times New Roman" w:hAnsi="Times New Roman"/>
+          <w:rtl w:val="0"/>
+        </w:rPr>
+        <w:t xml:space="preserve">Agastya Kartikeyan: Founder</w:t>
+      </w:r>
+    </w:p>
+    <w:p>
+      <w:pPr>
+        <w:rPr>
+          <w:rFonts w:ascii="Times New Roman" w:cs="Times New Roman" w:eastAsia="Times New Roman" w:hAnsi="Times New Roman"/>
+        </w:rPr>
+      </w:pPr>
+      <w:r>
+        <w:rPr>
+          <w:rtl w:val="0"/>
+        </w:rPr>
+      </w:r>
+    </w:p>
+    <w:p>
+      <w:pPr>
+        <w:rPr>
+          <w:rFonts w:ascii="Times New Roman" w:cs="Times New Roman" w:eastAsia="Times New Roman" w:hAnsi="Times New Roman"/>
+        </w:rPr>
+      </w:pPr>
+      <w:r>
+        <w:rPr>
+          <w:rFonts w:ascii="Times New Roman" w:cs="Times New Roman" w:eastAsia="Times New Roman" w:hAnsi="Times New Roman"/>
+          <w:rtl w:val="0"/>
+        </w:rPr>
+        <w:t xml:space="preserve">Reyansh: Lead-Outreach</w:t>
+      </w:r>
+    </w:p>
+    <w:p>
+      <w:pPr>
+        <w:rPr>
+          <w:rFonts w:ascii="Times New Roman" w:cs="Times New Roman" w:eastAsia="Times New Roman" w:hAnsi="Times New Roman"/>
+        </w:rPr>
+      </w:pPr>
+      <w:r>
+        <w:rPr>
+          <w:rFonts w:ascii="Times New Roman" w:cs="Times New Roman" w:eastAsia="Times New Roman" w:hAnsi="Times New Roman"/>
+          <w:rtl w:val="0"/>
+        </w:rPr>
+        <w:t xml:space="preserve">Nikhil Singh: Lead-Technology</w:t>
+      </w:r>
+    </w:p>
+    <w:p>
+      <w:pPr>
+        <w:spacing w:after="240" w:before="240" w:lineRule="auto"/>
+        <w:rPr>
+          <w:rFonts w:ascii="Times New Roman" w:cs="Times New Roman" w:eastAsia="Times New Roman" w:hAnsi="Times New Roman"/>
+        </w:rPr>
+      </w:pPr>
+      <w:r>
+        <w:rPr>
+          <w:rtl w:val="0"/>
+        </w:rPr>
+      </w:r>
+    </w:p>
+    <w:p>
+      <w:pPr>
+        <w:rPr>
+          <w:rFonts w:ascii="Times New Roman" w:cs="Times New Roman" w:eastAsia="Times New Roman" w:hAnsi="Times New Roman"/>
+          <w:sz w:val="40"/>
+          <w:szCs w:val="40"/>
+        </w:rPr>
+      </w:pPr>
+      <w:r>
+        <w:rPr>
+          <w:rtl w:val="0"/>
+        </w:rPr>
+      </w:r>
+    </w:p>
+    <w:p>
+      <w:pPr>
+        <w:spacing w:after="240" w:before="240" w:lineRule="auto"/>
+        <w:rPr>
+          <w:rFonts w:ascii="Times New Roman" w:cs="Times New Roman" w:eastAsia="Times New Roman" w:hAnsi="Times New Roman"/>
+        </w:rPr>
+      </w:pPr>
+      <w:r>
+        <w:rPr>
+          <w:rtl w:val="0"/>
+        </w:rPr>
+      </w:r>
+    </w:p>
+    <w:p>
+      <w:pPr>
+        <w:spacing w:after="240" w:before="240" w:lineRule="auto"/>
+        <w:rPr>
+          <w:rFonts w:ascii="Times New Roman" w:cs="Times New Roman" w:eastAsia="Times New Roman" w:hAnsi="Times New Roman"/>
+        </w:rPr>
+      </w:pPr>
+      <w:r>
+        <w:rPr>
+          <w:rtl w:val="0"/>
+        </w:rPr>
+      </w:r>
+    </w:p>
+    <w:p>
+      <w:pPr>
+        <w:rPr>
+          <w:rFonts w:ascii="Times New Roman" w:cs="Times New Roman" w:eastAsia="Times New Roman" w:hAnsi="Times New Roman"/>
+          <w:sz w:val="40"/>
+          <w:szCs w:val="40"/>
+        </w:rPr>
+      </w:pPr>
+      <w:r>
+        <w:rPr>
+          <w:rtl w:val="0"/>
+        </w:rPr>
+      </w:r>
+    </w:p>
+    <w:p>
+      <w:pPr>
+        <w:spacing w:after="240" w:before="240" w:lineRule="auto"/>
+        <w:rPr>
+          <w:rFonts w:ascii="Times New Roman" w:cs="Times New Roman" w:eastAsia="Times New Roman" w:hAnsi="Times New Roman"/>
+        </w:rPr>
+      </w:pPr>
+      <w:r>
+        <w:rPr>
+          <w:rtl w:val="0"/>
+        </w:rPr>
+      </w:r>
+    </w:p>
+    <w:p>
+      <w:pPr>
+        <w:spacing w:after="240" w:before="240" w:lineRule="auto"/>
+        <w:rPr>
+          <w:rFonts w:ascii="Times New Roman" w:cs="Times New Roman" w:eastAsia="Times New Roman" w:hAnsi="Times New Roman"/>
+        </w:rPr>
+      </w:pPr>
+      <w:r>
+        <w:rPr>
+          <w:rtl w:val="0"/>
+        </w:rPr>
+      </w:r>
+    </w:p>
+    <w:p>
+      <w:pPr>
+        <w:spacing w:after="240" w:before="240" w:lineRule="auto"/>
+        <w:rPr>
+          <w:rFonts w:ascii="Times New Roman" w:cs="Times New Roman" w:eastAsia="Times New Roman" w:hAnsi="Times New Roman"/>
+        </w:rPr>
+      </w:pPr>
+      <w:r>
+        <w:rPr>
+          <w:rtl w:val="0"/>
+        </w:rPr>
+      </w:r>
+    </w:p>
+    <w:p>
+      <w:pPr>
+        <w:spacing w:after="240" w:before="240" w:lineRule="auto"/>
+        <w:rPr>
+          <w:rFonts w:ascii="Times New Roman" w:cs="Times New Roman" w:eastAsia="Times New Roman" w:hAnsi="Times New Roman"/>
+        </w:rPr>
+      </w:pPr>
+      <w:r>
+        <w:rPr>
+          <w:rtl w:val="0"/>
+        </w:rPr>
+      </w:r>
+    </w:p>
+    <w:p>
+      <w:pPr>
+        <w:spacing w:after="240" w:before="240" w:lineRule="auto"/>
+        <w:rPr>
+          <w:rFonts w:ascii="Times New Roman" w:cs="Times New Roman" w:eastAsia="Times New Roman" w:hAnsi="Times New Roman"/>
+        </w:rPr>
+      </w:pPr>
+      <w:r>
+        <w:rPr>
+          <w:rtl w:val="0"/>
+        </w:rPr>
+      </w:r>
+    </w:p>
+    <w:p>
+      <w:pPr>
+        <w:spacing w:after="240" w:before="240" w:lineRule="auto"/>
+        <w:rPr>
+          <w:rFonts w:ascii="Times New Roman" w:cs="Times New Roman" w:eastAsia="Times New Roman" w:hAnsi="Times New Roman"/>
+        </w:rPr>
+      </w:pPr>
+      <w:r>
+        <w:rPr>
+          <w:rtl w:val="0"/>
+        </w:rPr>
+      </w:r>
+    </w:p>
+    <w:p>
+      <w:pPr>
+        <w:rPr>
+          <w:rFonts w:ascii="Times New Roman" w:cs="Times New Roman" w:eastAsia="Times New Roman" w:hAnsi="Times New Roman"/>
+        </w:rPr>
+      </w:pPr>
+      <w:r>
+        <w:rPr>
+          <w:rtl w:val="0"/>
+        </w:rPr>
+      </w:r>
+    </w:p>
+    <w:p>
+      <w:pPr>
+        <w:rPr>
+          <w:rFonts w:ascii="Times New Roman" w:cs="Times New Roman" w:eastAsia="Times New Roman" w:hAnsi="Times New Roman"/>
+        </w:rPr>
+      </w:pPr>
+      <w:r>
+        <w:rPr>
+          <w:rtl w:val="0"/>
+        </w:rPr>
+      </w:r>
+    </w:p>
+    <w:p>
+      <w:pPr>
+        <w:rPr>
+          <w:rFonts w:ascii="Times New Roman" w:cs="Times New Roman" w:eastAsia="Times New Roman" w:hAnsi="Times New Roman"/>
+        </w:rPr>
+      </w:pPr>
+      <w:r>
+        <w:rPr>
+          <w:rtl w:val="0"/>
+        </w:rPr>
+      </w:r>
+    </w:p>
+    <w:p>
+      <w:pPr>
+        <w:rPr>
+          <w:rFonts w:ascii="Times New Roman" w:cs="Times New Roman" w:eastAsia="Times New Roman" w:hAnsi="Times New Roman"/>
+        </w:rPr>
+      </w:pPr>
+      <w:r>
+        <w:rPr>
+          <w:rtl w:val="0"/>
+        </w:rPr>
+      </w:r>
+    </w:p>
+    <w:p>
+      <w:pPr>
+        <w:rPr>
+          <w:rFonts w:ascii="Times New Roman" w:cs="Times New Roman" w:eastAsia="Times New Roman" w:hAnsi="Times New Roman"/>
+        </w:rPr>
+      </w:pPr>
+      <w:r>
+        <w:rPr>
+          <w:rtl w:val="0"/>
+        </w:rPr>
+      </w:r>
+    </w:p>
+    <w:p>
+      <w:pPr>
+        <w:rPr>
+          <w:rFonts w:ascii="Times New Roman" w:cs="Times New Roman" w:eastAsia="Times New Roman" w:hAnsi="Times New Roman"/>
+        </w:rPr>
+      </w:pPr>
+      <w:r>
+        <w:rPr>
+          <w:rtl w:val="0"/>
+        </w:rPr>
+      </w:r>
+    </w:p>
+    <w:p>
+      <w:pPr>
+        <w:rPr>
+          <w:rFonts w:ascii="Times New Roman" w:cs="Times New Roman" w:eastAsia="Times New Roman" w:hAnsi="Times New Roman"/>
+        </w:rPr>
+      </w:pPr>
+      <w:r>
+        <w:rPr>
+          <w:rtl w:val="0"/>
+        </w:rPr>
+      </w:r>
+    </w:p>
+    <w:p>
+      <w:pPr>
+        <w:rPr>
+          <w:rFonts w:ascii="Times New Roman" w:cs="Times New Roman" w:eastAsia="Times New Roman" w:hAnsi="Times New Roman"/>
+        </w:rPr>
+        <w:sectPr>
+          <w:type w:val="nextPage"/>
+          <w:pgSz w:h="15840" w:w="12240" w:orient="portrait"/>
+          <w:pgMar w:bottom="1440" w:top="1440" w:left="1440" w:right="1440" w:header="720" w:footer="720"/>
+          <w:pgNumType w:start="1"/>
+        </w:sectPr>
+      </w:pPr>
+      <w:r>
+        <w:rPr>
+          <w:rtl w:val="0"/>
+        </w:rPr>
+      </w:r>
+    </w:p>
+    <w:p>
+      <w:pPr>
+        <w:pStyle w:val="Title"/>
+        <w:keepNext w:val="0"/>
+        <w:keepLines w:val="0"/>
+        <w:pageBreakBefore w:val="0"/>
+        <w:widowControl w:val="0"/>
+        <w:pBdr>
+          <w:top w:space="0" w:sz="0" w:val="nil"/>
+          <w:left w:space="0" w:sz="0" w:val="nil"/>
+          <w:bottom w:space="0" w:sz="0" w:val="nil"/>
+          <w:right w:space="0" w:sz="0" w:val="nil"/>
+          <w:between w:space="0" w:sz="0" w:val="nil"/>
+        </w:pBdr>
+        <w:shd w:fill="auto" w:val="clear"/>
+        <w:spacing w:after="0" w:before="0" w:line="276" w:lineRule="auto"/>
+        <w:ind w:left="0" w:right="0" w:firstLine="0"/>
+        <w:jc w:val="left"/>
+        <w:rPr>
+          <w:rFonts w:ascii="Times New Roman" w:cs="Times New Roman" w:eastAsia="Times New Roman" w:hAnsi="Times New Roman"/>
+        </w:rPr>
+        <w:sectPr>
+          <w:type w:val="nextPage"/>
+          <w:pgSz w:h="15840" w:w="12240" w:orient="portrait"/>
+          <w:pgMar w:bottom="1440" w:top="1440" w:left="1440" w:right="1440" w:header="720" w:footer="720"/>
+          <w:pgNumType w:start="1"/>
+        </w:sectPr>
+      </w:pPr>
+      <w:bookmarkStart w:colFirst="0" w:colLast="0" w:name="_n6vpdoe732rb" w:id="5"/>
+      <w:bookmarkEnd w:id="5"/>
+      <w:r>
+        <w:rPr>
+          <w:rFonts w:ascii="Arial" w:cs="Arial" w:eastAsia="Arial" w:hAnsi="Arial"/>
+          <w:b w:val="0"/>
+          <w:bCs w:val="0"/>
+          <w:i w:val="0"/>
+          <w:iCs w:val="0"/>
+          <w:smallCaps w:val="0"/>
+          <w:strike w:val="0"/>
+          <w:color w:val="000000"/>
+          <w:sz w:val="52"/>
+          <w:szCs w:val="52"/>
+          <w:u w:val="none"/>
+          <w:shd w:fill="auto" w:val="clear"/>
+          <w:vertAlign w:val="baseline"/>
+          <w:rtl w:val="0"/>
+        </w:rPr>
+        <w:t xml:space="preserve">Blogs</w:t>
+      </w:r>
+      <w:r>
+        <w:rPr>
+          <w:rtl w:val="0"/>
+        </w:rPr>
+      </w:r>
+    </w:p>
+    <w:p>
+      <w:pPr>
+        <w:rPr>
+          <w:rFonts w:ascii="Times New Roman" w:cs="Times New Roman" w:eastAsia="Times New Roman" w:hAnsi="Times New Roman"/>
+        </w:rPr>
+      </w:pPr>
+      <w:r>
+        <w:rPr>
+          <w:rFonts w:ascii="Times New Roman" w:cs="Times New Roman" w:eastAsia="Times New Roman" w:hAnsi="Times New Roman"/>
+          <w:rtl w:val="0"/>
+        </w:rPr>
+        <w:t xml:space="preserve">Right Now just developing the reflection Blogs:</w:t>
+      </w:r>
+    </w:p>
+    <w:p>
+      <w:pPr>
+        <w:rPr>
+          <w:rFonts w:ascii="Times New Roman" w:cs="Times New Roman" w:eastAsia="Times New Roman" w:hAnsi="Times New Roman"/>
+        </w:rPr>
+      </w:pPr>
+      <w:r>
+        <w:rPr>
+          <w:rtl w:val="0"/>
+        </w:rPr>
+      </w:r>
+    </w:p>
+    <w:p>
+      <w:pPr>
+        <w:rPr>
+          <w:rFonts w:ascii="Times New Roman" w:cs="Times New Roman" w:eastAsia="Times New Roman" w:hAnsi="Times New Roman"/>
+        </w:rPr>
+      </w:pPr>
+      <w:r>
+        <w:rPr>
+          <w:rFonts w:ascii="Times New Roman" w:cs="Times New Roman" w:eastAsia="Times New Roman" w:hAnsi="Times New Roman"/>
+          <w:rtl w:val="0"/>
+        </w:rPr>
+        <w:t xml:space="preserve">Blog 1 - From CERN to the Classroom: My First WIEMO Session</w:t>
+      </w:r>
+    </w:p>
+    <w:p>
+      <w:pPr>
+        <w:rPr>
+          <w:rFonts w:ascii="Times New Roman" w:cs="Times New Roman" w:eastAsia="Times New Roman" w:hAnsi="Times New Roman"/>
+        </w:rPr>
+      </w:pPr>
+      <w:r>
+        <w:rPr>
+          <w:rFonts w:ascii="Times New Roman" w:cs="Times New Roman" w:eastAsia="Times New Roman" w:hAnsi="Times New Roman"/>
+          <w:rtl w:val="0"/>
+        </w:rPr>
+        <w:t xml:space="preserve">Photo can be any of the two photos from </w:t>
+      </w:r>
+    </w:p>
+    <w:p>
+      <w:pPr>
+        <w:spacing w:after="240" w:before="240" w:lineRule="auto"/>
+        <w:rPr>
+          <w:rFonts w:ascii="Times New Roman" w:cs="Times New Roman" w:eastAsia="Times New Roman" w:hAnsi="Times New Roman"/>
+        </w:rPr>
+      </w:pPr>
+      <w:r>
+        <w:rPr>
+          <w:rFonts w:ascii="Times New Roman" w:cs="Times New Roman" w:eastAsia="Times New Roman" w:hAnsi="Times New Roman"/>
+          <w:rtl w:val="0"/>
+        </w:rPr>
+        <w:t xml:space="preserve">13 July 2025</w:t>
+      </w:r>
+    </w:p>
+    <w:p>
+      <w:pPr>
+        <w:spacing w:after="240" w:before="240" w:lineRule="auto"/>
+        <w:rPr>
+          <w:rFonts w:ascii="Times New Roman" w:cs="Times New Roman" w:eastAsia="Times New Roman" w:hAnsi="Times New Roman"/>
+        </w:rPr>
+      </w:pPr>
+      <w:r>
+        <w:rPr>
+          <w:rFonts w:ascii="Times New Roman" w:cs="Times New Roman" w:eastAsia="Times New Roman" w:hAnsi="Times New Roman"/>
+          <w:rtl w:val="0"/>
+        </w:rPr>
+        <w:t xml:space="preserve">Yesterday, I had the chance to give my first-ever physics lecture, What Is Everything Made Of?, at Kristu Jayanti CMI Public School.</w:t>
+      </w:r>
+    </w:p>
+    <w:p>
+      <w:pPr>
+        <w:spacing w:after="240" w:before="240" w:lineRule="auto"/>
+        <w:rPr>
+          <w:rFonts w:ascii="Times New Roman" w:cs="Times New Roman" w:eastAsia="Times New Roman" w:hAnsi="Times New Roman"/>
+        </w:rPr>
+      </w:pPr>
+      <w:r>
+        <w:rPr>
+          <w:rFonts w:ascii="Times New Roman" w:cs="Times New Roman" w:eastAsia="Times New Roman" w:hAnsi="Times New Roman"/>
+          <w:rtl w:val="0"/>
+        </w:rPr>
+        <w:t xml:space="preserve">Over 180 students.</w:t>
+      </w:r>
+    </w:p>
+    <w:p>
+      <w:pPr>
+        <w:spacing w:after="240" w:before="240" w:lineRule="auto"/>
+        <w:rPr>
+          <w:rFonts w:ascii="Times New Roman" w:cs="Times New Roman" w:eastAsia="Times New Roman" w:hAnsi="Times New Roman"/>
+        </w:rPr>
+      </w:pPr>
+      <w:r>
+        <w:rPr>
+          <w:rFonts w:ascii="Times New Roman" w:cs="Times New Roman" w:eastAsia="Times New Roman" w:hAnsi="Times New Roman"/>
+          <w:rtl w:val="0"/>
+        </w:rPr>
+        <w:t xml:space="preserve">One enormous question.</w:t>
+      </w:r>
+    </w:p>
+    <w:p>
+      <w:pPr>
+        <w:spacing w:after="240" w:before="240" w:lineRule="auto"/>
+        <w:rPr>
+          <w:rFonts w:ascii="Times New Roman" w:cs="Times New Roman" w:eastAsia="Times New Roman" w:hAnsi="Times New Roman"/>
+        </w:rPr>
+      </w:pPr>
+      <w:r>
+        <w:rPr>
+          <w:rFonts w:ascii="Times New Roman" w:cs="Times New Roman" w:eastAsia="Times New Roman" w:hAnsi="Times New Roman"/>
+          <w:rtl w:val="0"/>
+        </w:rPr>
+        <w:t xml:space="preserve">A moment I do not think I will ever forget.</w:t>
+      </w:r>
+    </w:p>
+    <w:p>
+      <w:pPr>
+        <w:spacing w:after="240" w:before="240" w:lineRule="auto"/>
+        <w:rPr>
+          <w:rFonts w:ascii="Times New Roman" w:cs="Times New Roman" w:eastAsia="Times New Roman" w:hAnsi="Times New Roman"/>
+        </w:rPr>
+      </w:pPr>
+      <w:r>
+        <w:rPr>
+          <w:rFonts w:ascii="Times New Roman" w:cs="Times New Roman" w:eastAsia="Times New Roman" w:hAnsi="Times New Roman"/>
+          <w:rtl w:val="0"/>
+        </w:rPr>
+        <w:t xml:space="preserve">When I attended a CERN Masterclass in 2024, I never imagined that, just over a year later, I would be standing in front of a room full of students, sharing what I had learned with them.</w:t>
+      </w:r>
+    </w:p>
+    <w:p>
+      <w:pPr>
+        <w:spacing w:after="240" w:before="240" w:lineRule="auto"/>
+        <w:rPr>
+          <w:rFonts w:ascii="Times New Roman" w:cs="Times New Roman" w:eastAsia="Times New Roman" w:hAnsi="Times New Roman"/>
+        </w:rPr>
+      </w:pPr>
+      <w:r>
+        <w:rPr>
+          <w:rFonts w:ascii="Times New Roman" w:cs="Times New Roman" w:eastAsia="Times New Roman" w:hAnsi="Times New Roman"/>
+          <w:rtl w:val="0"/>
+        </w:rPr>
+        <w:t xml:space="preserve">This session did not begin yesterday. In many ways, it began at CERN.</w:t>
+      </w:r>
+    </w:p>
+    <w:p>
+      <w:pPr>
+        <w:spacing w:after="240" w:before="240" w:lineRule="auto"/>
+        <w:rPr>
+          <w:rFonts w:ascii="Times New Roman" w:cs="Times New Roman" w:eastAsia="Times New Roman" w:hAnsi="Times New Roman"/>
+        </w:rPr>
+      </w:pPr>
+      <w:r>
+        <w:rPr>
+          <w:rFonts w:ascii="Times New Roman" w:cs="Times New Roman" w:eastAsia="Times New Roman" w:hAnsi="Times New Roman"/>
+          <w:rtl w:val="0"/>
+        </w:rPr>
+        <w:t xml:space="preserve">For one week, I had the opportunity to explore particle physics beyond the classroom. I was introduced to the questions, experiments and discoveries that shape our understanding of the universe. It was unlike anything I had experienced before, and it completely changed the way I saw physics.</w:t>
+      </w:r>
+    </w:p>
+    <w:p>
+      <w:pPr>
+        <w:spacing w:after="240" w:before="240" w:lineRule="auto"/>
+        <w:rPr>
+          <w:rFonts w:ascii="Times New Roman" w:cs="Times New Roman" w:eastAsia="Times New Roman" w:hAnsi="Times New Roman"/>
+        </w:rPr>
+      </w:pPr>
+      <w:r>
+        <w:rPr>
+          <w:rFonts w:ascii="Times New Roman" w:cs="Times New Roman" w:eastAsia="Times New Roman" w:hAnsi="Times New Roman"/>
+          <w:rtl w:val="0"/>
+        </w:rPr>
+        <w:t xml:space="preserve">A major source of inspiration was Dr Archana Sharma at CERN. Her passion for science, her belief in young people and her confidence in what the next generation could achieve stayed with me long after the masterclass ended.</w:t>
+      </w:r>
+    </w:p>
+    <w:p>
+      <w:pPr>
+        <w:spacing w:after="240" w:before="240" w:lineRule="auto"/>
+        <w:rPr>
+          <w:rFonts w:ascii="Times New Roman" w:cs="Times New Roman" w:eastAsia="Times New Roman" w:hAnsi="Times New Roman"/>
+        </w:rPr>
+      </w:pPr>
+      <w:r>
+        <w:rPr>
+          <w:rFonts w:ascii="Times New Roman" w:cs="Times New Roman" w:eastAsia="Times New Roman" w:hAnsi="Times New Roman"/>
+          <w:rtl w:val="0"/>
+        </w:rPr>
+        <w:t xml:space="preserve">When I returned to India, I felt that I had to do something with the opportunity I had received. I wanted other students to experience the same excitement I had felt. I wanted particle physics to feel less distant and more real.</w:t>
+      </w:r>
+    </w:p>
+    <w:p>
+      <w:pPr>
+        <w:spacing w:after="240" w:before="240" w:lineRule="auto"/>
+        <w:rPr>
+          <w:rFonts w:ascii="Times New Roman" w:cs="Times New Roman" w:eastAsia="Times New Roman" w:hAnsi="Times New Roman"/>
+        </w:rPr>
+      </w:pPr>
+      <w:r>
+        <w:rPr>
+          <w:rFonts w:ascii="Times New Roman" w:cs="Times New Roman" w:eastAsia="Times New Roman" w:hAnsi="Times New Roman"/>
+          <w:rtl w:val="0"/>
+        </w:rPr>
+        <w:t xml:space="preserve">That idea became What Is Everything Made Of?</w:t>
+      </w:r>
+    </w:p>
+    <w:p>
+      <w:pPr>
+        <w:spacing w:after="240" w:before="240" w:lineRule="auto"/>
+        <w:rPr>
+          <w:rFonts w:ascii="Times New Roman" w:cs="Times New Roman" w:eastAsia="Times New Roman" w:hAnsi="Times New Roman"/>
+        </w:rPr>
+      </w:pPr>
+      <w:r>
+        <w:rPr>
+          <w:rFonts w:ascii="Times New Roman" w:cs="Times New Roman" w:eastAsia="Times New Roman" w:hAnsi="Times New Roman"/>
+          <w:rtl w:val="0"/>
+        </w:rPr>
+        <w:t xml:space="preserve">Yesterday’s lecture was the first step.</w:t>
+      </w:r>
+    </w:p>
+    <w:p>
+      <w:pPr>
+        <w:spacing w:after="240" w:before="240" w:lineRule="auto"/>
+        <w:rPr>
+          <w:rFonts w:ascii="Times New Roman" w:cs="Times New Roman" w:eastAsia="Times New Roman" w:hAnsi="Times New Roman"/>
+        </w:rPr>
+      </w:pPr>
+      <w:r>
+        <w:rPr>
+          <w:rFonts w:ascii="Times New Roman" w:cs="Times New Roman" w:eastAsia="Times New Roman" w:hAnsi="Times New Roman"/>
+          <w:rtl w:val="0"/>
+        </w:rPr>
+        <w:t xml:space="preserve">Standing in front of more than 180 students was exciting, but also slightly overwhelming. I did not know exactly how they would respond to a topic as unfamiliar as particle physics.</w:t>
+      </w:r>
+    </w:p>
+    <w:p>
+      <w:pPr>
+        <w:spacing w:after="240" w:before="240" w:lineRule="auto"/>
+        <w:rPr>
+          <w:rFonts w:ascii="Times New Roman" w:cs="Times New Roman" w:eastAsia="Times New Roman" w:hAnsi="Times New Roman"/>
+        </w:rPr>
+      </w:pPr>
+      <w:r>
+        <w:rPr>
+          <w:rFonts w:ascii="Times New Roman" w:cs="Times New Roman" w:eastAsia="Times New Roman" w:hAnsi="Times New Roman"/>
+          <w:rtl w:val="0"/>
+        </w:rPr>
+        <w:t xml:space="preserve">But as the session continued, the room filled with questions, curiosity and energy. The students were not afraid to think beyond the textbook. They wanted to know more, challenge ideas and understand how the universe worked.</w:t>
+      </w:r>
+    </w:p>
+    <w:p>
+      <w:pPr>
+        <w:spacing w:after="240" w:before="240" w:lineRule="auto"/>
+        <w:rPr>
+          <w:rFonts w:ascii="Times New Roman" w:cs="Times New Roman" w:eastAsia="Times New Roman" w:hAnsi="Times New Roman"/>
+        </w:rPr>
+      </w:pPr>
+      <w:r>
+        <w:rPr>
+          <w:rFonts w:ascii="Times New Roman" w:cs="Times New Roman" w:eastAsia="Times New Roman" w:hAnsi="Times New Roman"/>
+          <w:rtl w:val="0"/>
+        </w:rPr>
+        <w:t xml:space="preserve">For a moment, their excitement reminded me of what I had felt at CERN.</w:t>
+      </w:r>
+    </w:p>
+    <w:p>
+      <w:pPr>
+        <w:spacing w:after="240" w:before="240" w:lineRule="auto"/>
+        <w:rPr>
+          <w:rFonts w:ascii="Times New Roman" w:cs="Times New Roman" w:eastAsia="Times New Roman" w:hAnsi="Times New Roman"/>
+        </w:rPr>
+      </w:pPr>
+      <w:r>
+        <w:rPr>
+          <w:rFonts w:ascii="Times New Roman" w:cs="Times New Roman" w:eastAsia="Times New Roman" w:hAnsi="Times New Roman"/>
+          <w:rtl w:val="0"/>
+        </w:rPr>
+        <w:t xml:space="preserve">Yesterday showed me that students do not need to know everything about physics before becoming curious about it. Sometimes, they only need to be introduced to the right question.</w:t>
+      </w:r>
+    </w:p>
+    <w:p>
+      <w:pPr>
+        <w:spacing w:after="240" w:before="240" w:lineRule="auto"/>
+        <w:rPr>
+          <w:rFonts w:ascii="Times New Roman" w:cs="Times New Roman" w:eastAsia="Times New Roman" w:hAnsi="Times New Roman"/>
+        </w:rPr>
+      </w:pPr>
+      <w:r>
+        <w:rPr>
+          <w:rFonts w:ascii="Times New Roman" w:cs="Times New Roman" w:eastAsia="Times New Roman" w:hAnsi="Times New Roman"/>
+          <w:rtl w:val="0"/>
+        </w:rPr>
+        <w:t xml:space="preserve">My hope is to now bring this programme to government schools across Bengaluru and give more students the opportunity to explore particle physics.</w:t>
+      </w:r>
+    </w:p>
+    <w:p>
+      <w:pPr>
+        <w:spacing w:after="240" w:before="240" w:lineRule="auto"/>
+        <w:rPr>
+          <w:rFonts w:ascii="Times New Roman" w:cs="Times New Roman" w:eastAsia="Times New Roman" w:hAnsi="Times New Roman"/>
+        </w:rPr>
+      </w:pPr>
+      <w:r>
+        <w:rPr>
+          <w:rFonts w:ascii="Times New Roman" w:cs="Times New Roman" w:eastAsia="Times New Roman" w:hAnsi="Times New Roman"/>
+          <w:rtl w:val="0"/>
+        </w:rPr>
+        <w:t xml:space="preserve">There is still a long way to go, but yesterday was where the journey began.</w:t>
+      </w:r>
+    </w:p>
+    <w:p>
+      <w:pPr>
+        <w:spacing w:after="240" w:before="240" w:lineRule="auto"/>
+        <w:rPr>
+          <w:rFonts w:ascii="Times New Roman" w:cs="Times New Roman" w:eastAsia="Times New Roman" w:hAnsi="Times New Roman"/>
+        </w:rPr>
+      </w:pPr>
+      <w:r>
+        <w:rPr>
+          <w:rFonts w:ascii="Times New Roman" w:cs="Times New Roman" w:eastAsia="Times New Roman" w:hAnsi="Times New Roman"/>
+          <w:rtl w:val="0"/>
+        </w:rPr>
+        <w:t xml:space="preserve">I would like to thank Inventure Academy and Lavanya Srinivas for giving me the opportunity to begin this work. I would also like to thank CERN and Dr Archana Sharma for inspiring this journey, and Kristu Jayanti CMI Public School and Father Philip Joseph for welcoming me and making this first session possible.</w:t>
+      </w:r>
+    </w:p>
+    <w:p>
+      <w:pPr>
+        <w:rPr>
+          <w:rFonts w:ascii="Times New Roman" w:cs="Times New Roman" w:eastAsia="Times New Roman" w:hAnsi="Times New Roman"/>
+        </w:rPr>
+      </w:pPr>
+      <w:r>
+        <w:rPr>
+          <w:rtl w:val="0"/>
+        </w:rPr>
+      </w:r>
+    </w:p>
+    <w:p>
+      <w:pPr>
+        <w:rPr>
+          <w:rFonts w:ascii="Times New Roman" w:cs="Times New Roman" w:eastAsia="Times New Roman" w:hAnsi="Times New Roman"/>
+        </w:rPr>
+      </w:pPr>
+      <w:r>
+        <w:rPr>
+          <w:rtl w:val="0"/>
+        </w:rPr>
+      </w:r>
+    </w:p>
+    <w:p>
+      <w:pPr>
+        <w:rPr>
+          <w:rFonts w:ascii="Times New Roman" w:cs="Times New Roman" w:eastAsia="Times New Roman" w:hAnsi="Times New Roman"/>
+        </w:rPr>
+      </w:pPr>
+      <w:r>
+        <w:rPr>
+          <w:rtl w:val="0"/>
+        </w:rPr>
+      </w:r>
+    </w:p>
+    <w:p>
+      <w:pPr>
+        <w:rPr>
+          <w:rFonts w:ascii="Times New Roman" w:cs="Times New Roman" w:eastAsia="Times New Roman" w:hAnsi="Times New Roman"/>
+        </w:rPr>
+      </w:pPr>
+      <w:r>
+        <w:rPr>
+          <w:rtl w:val="0"/>
+        </w:rPr>
+      </w:r>
+    </w:p>
+    <w:p>
+      <w:pPr>
+        <w:rPr>
+          <w:rFonts w:ascii="Times New Roman" w:cs="Times New Roman" w:eastAsia="Times New Roman" w:hAnsi="Times New Roman"/>
+        </w:rPr>
+        <w:sectPr>
+          <w:type w:val="nextPage"/>
+          <w:pgSz w:h="15840" w:w="12240" w:orient="portrait"/>
+          <w:pgMar w:bottom="1440" w:top="1440" w:left="1440" w:right="1440" w:header="720" w:footer="720"/>
+          <w:pgNumType w:start="1"/>
+        </w:sectPr>
+      </w:pPr>
+      <w:r>
+        <w:rPr>
+          <w:rtl w:val="0"/>
+        </w:rPr>
+      </w:r>
+    </w:p>
+    <w:p>
+      <w:pPr>
+        <w:pStyle w:val="Title"/>
+        <w:keepNext w:val="0"/>
+        <w:keepLines w:val="0"/>
+        <w:pageBreakBefore w:val="0"/>
+        <w:widowControl w:val="0"/>
+        <w:pBdr>
+          <w:top w:space="0" w:sz="0" w:val="nil"/>
+          <w:left w:space="0" w:sz="0" w:val="nil"/>
+          <w:bottom w:space="0" w:sz="0" w:val="nil"/>
+          <w:right w:space="0" w:sz="0" w:val="nil"/>
+          <w:between w:space="0" w:sz="0" w:val="nil"/>
+        </w:pBdr>
+        <w:shd w:fill="auto" w:val="clear"/>
+        <w:spacing w:after="0" w:before="0" w:line="276" w:lineRule="auto"/>
+        <w:ind w:left="0" w:right="0" w:firstLine="0"/>
+        <w:jc w:val="left"/>
+        <w:rPr>
+          <w:rFonts w:ascii="Times New Roman" w:cs="Times New Roman" w:eastAsia="Times New Roman" w:hAnsi="Times New Roman"/>
+        </w:rPr>
+        <w:sectPr>
+          <w:type w:val="nextPage"/>
+          <w:pgSz w:h="15840" w:w="12240" w:orient="portrait"/>
+          <w:pgMar w:bottom="1440" w:top="1440" w:left="1440" w:right="1440" w:header="720" w:footer="720"/>
+          <w:pgNumType w:start="1"/>
+        </w:sectPr>
+      </w:pPr>
+      <w:bookmarkStart w:colFirst="0" w:colLast="0" w:name="_kpvzaqrqj8vo" w:id="6"/>
+      <w:bookmarkEnd w:id="6"/>
+      <w:r>
+        <w:rPr>
+          <w:rFonts w:ascii="Arial" w:cs="Arial" w:eastAsia="Arial" w:hAnsi="Arial"/>
+          <w:b w:val="0"/>
+          <w:bCs w:val="0"/>
+          <w:i w:val="0"/>
+          <w:iCs w:val="0"/>
+          <w:smallCaps w:val="0"/>
+          <w:strike w:val="0"/>
+          <w:color w:val="000000"/>
+          <w:sz w:val="52"/>
+          <w:szCs w:val="52"/>
+          <w:u w:val="none"/>
+          <w:shd w:fill="auto" w:val="clear"/>
+          <w:vertAlign w:val="baseline"/>
+          <w:rtl w:val="0"/>
+        </w:rPr>
+        <w:t xml:space="preserve">Timeline</w:t>
+      </w:r>
+      <w:r>
+        <w:rPr>
+          <w:rtl w:val="0"/>
+        </w:rPr>
+      </w:r>
+    </w:p>
+    <w:p>
+      <w:pPr>
+        <w:rPr>
+          <w:rFonts w:ascii="Times New Roman" w:cs="Times New Roman" w:eastAsia="Times New Roman" w:hAnsi="Times New Roman"/>
+        </w:rPr>
+      </w:pPr>
+      <w:r>
+        <w:rPr>
+          <w:rFonts w:ascii="Times New Roman" w:cs="Times New Roman" w:eastAsia="Times New Roman" w:hAnsi="Times New Roman"/>
+          <w:rtl w:val="0"/>
+        </w:rPr>
+        <w:t xml:space="preserve">Timeline (we’ll keep updating this)</w:t>
+      </w:r>
+    </w:p>
+    <w:p>
+      <w:pPr>
+        <w:spacing w:after="240" w:before="240" w:lineRule="auto"/>
+        <w:rPr>
+          <w:rFonts w:ascii="Times New Roman" w:cs="Times New Roman" w:eastAsia="Times New Roman" w:hAnsi="Times New Roman"/>
+        </w:rPr>
+      </w:pPr>
+      <w:r>
+        <w:rPr>
+          <w:rFonts w:ascii="Times New Roman" w:cs="Times New Roman" w:eastAsia="Times New Roman" w:hAnsi="Times New Roman"/>
+          <w:rtl w:val="0"/>
+        </w:rPr>
+        <w:t xml:space="preserve">01</w:t>
+      </w:r>
+    </w:p>
+    <w:p>
+      <w:pPr>
+        <w:spacing w:after="240" w:before="240" w:lineRule="auto"/>
+        <w:rPr>
+          <w:rFonts w:ascii="Times New Roman" w:cs="Times New Roman" w:eastAsia="Times New Roman" w:hAnsi="Times New Roman"/>
+        </w:rPr>
+      </w:pPr>
+      <w:r>
+        <w:rPr>
+          <w:rFonts w:ascii="Times New Roman" w:cs="Times New Roman" w:eastAsia="Times New Roman" w:hAnsi="Times New Roman"/>
+          <w:rtl w:val="0"/>
+        </w:rPr>
+        <w:t xml:space="preserve">12 JULY 2025</w:t>
+      </w:r>
+    </w:p>
+    <w:p>
+      <w:pPr>
+        <w:spacing w:after="240" w:before="240" w:lineRule="auto"/>
+        <w:rPr>
+          <w:rFonts w:ascii="Times New Roman" w:cs="Times New Roman" w:eastAsia="Times New Roman" w:hAnsi="Times New Roman"/>
+        </w:rPr>
+      </w:pPr>
+      <w:r>
+        <w:rPr>
+          <w:rFonts w:ascii="Times New Roman" w:cs="Times New Roman" w:eastAsia="Times New Roman" w:hAnsi="Times New Roman"/>
+          <w:rtl w:val="0"/>
+        </w:rPr>
+        <w:t xml:space="preserve">Where It Began</w:t>
+      </w:r>
+    </w:p>
+    <w:p>
+      <w:pPr>
+        <w:spacing w:after="240" w:before="240" w:lineRule="auto"/>
+        <w:rPr>
+          <w:rFonts w:ascii="Times New Roman" w:cs="Times New Roman" w:eastAsia="Times New Roman" w:hAnsi="Times New Roman"/>
+        </w:rPr>
+      </w:pPr>
+      <w:r>
+        <w:rPr>
+          <w:rFonts w:ascii="Times New Roman" w:cs="Times New Roman" w:eastAsia="Times New Roman" w:hAnsi="Times New Roman"/>
+          <w:rtl w:val="0"/>
+        </w:rPr>
+        <w:t xml:space="preserve">WIEMO’s first pilot session introduced 180 students at Kristu Jayanti CMI Public School to the fundamental question: What is everything made of?</w:t>
+      </w:r>
+    </w:p>
+    <w:p>
+      <w:pPr>
+        <w:spacing w:after="240" w:before="240" w:lineRule="auto"/>
+        <w:rPr>
+          <w:rFonts w:ascii="Times New Roman" w:cs="Times New Roman" w:eastAsia="Times New Roman" w:hAnsi="Times New Roman"/>
+        </w:rPr>
+      </w:pPr>
+      <w:r>
+        <w:rPr>
+          <w:rFonts w:ascii="Times New Roman" w:cs="Times New Roman" w:eastAsia="Times New Roman" w:hAnsi="Times New Roman"/>
+          <w:rtl w:val="0"/>
+        </w:rPr>
+        <w:t xml:space="preserve">02</w:t>
+      </w:r>
+    </w:p>
+    <w:p>
+      <w:pPr>
+        <w:spacing w:after="240" w:before="240" w:lineRule="auto"/>
+        <w:rPr>
+          <w:rFonts w:ascii="Times New Roman" w:cs="Times New Roman" w:eastAsia="Times New Roman" w:hAnsi="Times New Roman"/>
+        </w:rPr>
+      </w:pPr>
+      <w:r>
+        <w:rPr>
+          <w:rFonts w:ascii="Times New Roman" w:cs="Times New Roman" w:eastAsia="Times New Roman" w:hAnsi="Times New Roman"/>
+          <w:rtl w:val="0"/>
+        </w:rPr>
+        <w:t xml:space="preserve">22 JULY 2026</w:t>
+      </w:r>
+    </w:p>
+    <w:p>
+      <w:pPr>
+        <w:spacing w:after="240" w:before="240" w:lineRule="auto"/>
+        <w:rPr>
+          <w:rFonts w:ascii="Times New Roman" w:cs="Times New Roman" w:eastAsia="Times New Roman" w:hAnsi="Times New Roman"/>
+        </w:rPr>
+      </w:pPr>
+      <w:r>
+        <w:rPr>
+          <w:rFonts w:ascii="Times New Roman" w:cs="Times New Roman" w:eastAsia="Times New Roman" w:hAnsi="Times New Roman"/>
+          <w:rtl w:val="0"/>
+        </w:rPr>
+        <w:t xml:space="preserve">Our First Bilingual Session</w:t>
+      </w:r>
+    </w:p>
+    <w:p>
+      <w:pPr>
+        <w:spacing w:after="240" w:before="240" w:lineRule="auto"/>
+        <w:rPr>
+          <w:rFonts w:ascii="Times New Roman" w:cs="Times New Roman" w:eastAsia="Times New Roman" w:hAnsi="Times New Roman"/>
+        </w:rPr>
+      </w:pPr>
+      <w:r>
+        <w:rPr>
+          <w:rFonts w:ascii="Times New Roman" w:cs="Times New Roman" w:eastAsia="Times New Roman" w:hAnsi="Times New Roman"/>
+          <w:rtl w:val="0"/>
+        </w:rPr>
+        <w:t xml:space="preserve">At Makkala Jagriti, we brought particle physics to students in both Kannada and English, making unfamiliar ideas easier to explore and understand.</w:t>
+      </w:r>
+    </w:p>
+    <w:p>
+      <w:pPr>
+        <w:spacing w:after="240" w:before="240" w:lineRule="auto"/>
+        <w:rPr>
+          <w:rFonts w:ascii="Times New Roman" w:cs="Times New Roman" w:eastAsia="Times New Roman" w:hAnsi="Times New Roman"/>
+        </w:rPr>
+      </w:pPr>
+      <w:r>
+        <w:rPr>
+          <w:rFonts w:ascii="Times New Roman" w:cs="Times New Roman" w:eastAsia="Times New Roman" w:hAnsi="Times New Roman"/>
+          <w:rtl w:val="0"/>
+        </w:rPr>
+        <w:t xml:space="preserve">03</w:t>
+      </w:r>
+    </w:p>
+    <w:p>
+      <w:pPr>
+        <w:spacing w:after="240" w:before="240" w:lineRule="auto"/>
+        <w:rPr>
+          <w:rFonts w:ascii="Times New Roman" w:cs="Times New Roman" w:eastAsia="Times New Roman" w:hAnsi="Times New Roman"/>
+        </w:rPr>
+      </w:pPr>
+      <w:r>
+        <w:rPr>
+          <w:rFonts w:ascii="Times New Roman" w:cs="Times New Roman" w:eastAsia="Times New Roman" w:hAnsi="Times New Roman"/>
+          <w:rtl w:val="0"/>
+        </w:rPr>
+        <w:t xml:space="preserve">29 JULY 2026</w:t>
+      </w:r>
+    </w:p>
+    <w:p>
+      <w:pPr>
+        <w:spacing w:after="240" w:before="240" w:lineRule="auto"/>
+        <w:rPr>
+          <w:rFonts w:ascii="Times New Roman" w:cs="Times New Roman" w:eastAsia="Times New Roman" w:hAnsi="Times New Roman"/>
+        </w:rPr>
+      </w:pPr>
+      <w:r>
+        <w:rPr>
+          <w:rFonts w:ascii="Times New Roman" w:cs="Times New Roman" w:eastAsia="Times New Roman" w:hAnsi="Times New Roman"/>
+          <w:rtl w:val="0"/>
+        </w:rPr>
+        <w:t xml:space="preserve">Partnering with Parikrma</w:t>
+      </w:r>
+    </w:p>
+    <w:p>
+      <w:pPr>
+        <w:spacing w:after="240" w:before="240" w:lineRule="auto"/>
+        <w:rPr>
+          <w:rFonts w:ascii="Times New Roman" w:cs="Times New Roman" w:eastAsia="Times New Roman" w:hAnsi="Times New Roman"/>
+        </w:rPr>
+      </w:pPr>
+      <w:r>
+        <w:rPr>
+          <w:rFonts w:ascii="Times New Roman" w:cs="Times New Roman" w:eastAsia="Times New Roman" w:hAnsi="Times New Roman"/>
+          <w:rtl w:val="0"/>
+        </w:rPr>
+        <w:t xml:space="preserve">Our first session with Parikrma introduced Grade 9 students to the particles, questions and discoveries that shape our understanding of the universe.</w:t>
+      </w:r>
+    </w:p>
+    <w:p>
+      <w:pPr>
+        <w:spacing w:after="240" w:before="240" w:lineRule="auto"/>
+        <w:rPr>
+          <w:rFonts w:ascii="Times New Roman" w:cs="Times New Roman" w:eastAsia="Times New Roman" w:hAnsi="Times New Roman"/>
+        </w:rPr>
+      </w:pPr>
+      <w:r>
+        <w:rPr>
+          <w:rFonts w:ascii="Times New Roman" w:cs="Times New Roman" w:eastAsia="Times New Roman" w:hAnsi="Times New Roman"/>
+          <w:rtl w:val="0"/>
+        </w:rPr>
+        <w:t xml:space="preserve">04</w:t>
+      </w:r>
+    </w:p>
+    <w:p>
+      <w:pPr>
+        <w:spacing w:after="240" w:before="240" w:lineRule="auto"/>
+        <w:rPr>
+          <w:rFonts w:ascii="Times New Roman" w:cs="Times New Roman" w:eastAsia="Times New Roman" w:hAnsi="Times New Roman"/>
+        </w:rPr>
+      </w:pPr>
+      <w:r>
+        <w:rPr>
+          <w:rFonts w:ascii="Times New Roman" w:cs="Times New Roman" w:eastAsia="Times New Roman" w:hAnsi="Times New Roman"/>
+          <w:rtl w:val="0"/>
+        </w:rPr>
+        <w:t xml:space="preserve">30 JULY 2026</w:t>
+      </w:r>
+    </w:p>
+    <w:p>
+      <w:pPr>
+        <w:spacing w:after="240" w:before="240" w:lineRule="auto"/>
+        <w:rPr>
+          <w:rFonts w:ascii="Times New Roman" w:cs="Times New Roman" w:eastAsia="Times New Roman" w:hAnsi="Times New Roman"/>
+        </w:rPr>
+      </w:pPr>
+      <w:r>
+        <w:rPr>
+          <w:rFonts w:ascii="Times New Roman" w:cs="Times New Roman" w:eastAsia="Times New Roman" w:hAnsi="Times New Roman"/>
+          <w:rtl w:val="0"/>
+        </w:rPr>
+        <w:t xml:space="preserve">Two Classrooms, One Day</w:t>
+      </w:r>
+    </w:p>
+    <w:p>
+      <w:pPr>
+        <w:spacing w:after="240" w:before="240" w:lineRule="auto"/>
+        <w:rPr>
+          <w:rFonts w:ascii="Times New Roman" w:cs="Times New Roman" w:eastAsia="Times New Roman" w:hAnsi="Times New Roman"/>
+        </w:rPr>
+      </w:pPr>
+      <w:r>
+        <w:rPr>
+          <w:rFonts w:ascii="Times New Roman" w:cs="Times New Roman" w:eastAsia="Times New Roman" w:hAnsi="Times New Roman"/>
+          <w:rtl w:val="0"/>
+        </w:rPr>
+        <w:t xml:space="preserve">We conducted sessions for 66 students across Grades 8 and 10, adapting the programme to suit different ages and levels of understanding.</w:t>
+      </w:r>
+    </w:p>
+    <w:p>
+      <w:pPr>
+        <w:spacing w:after="240" w:before="240" w:lineRule="auto"/>
+        <w:rPr>
+          <w:rFonts w:ascii="Times New Roman" w:cs="Times New Roman" w:eastAsia="Times New Roman" w:hAnsi="Times New Roman"/>
+        </w:rPr>
+      </w:pPr>
+      <w:r>
+        <w:rPr>
+          <w:rFonts w:ascii="Times New Roman" w:cs="Times New Roman" w:eastAsia="Times New Roman" w:hAnsi="Times New Roman"/>
+          <w:rtl w:val="0"/>
+        </w:rPr>
+        <w:t xml:space="preserve">05</w:t>
+      </w:r>
+    </w:p>
+    <w:p>
+      <w:pPr>
+        <w:spacing w:after="240" w:before="240" w:lineRule="auto"/>
+        <w:rPr>
+          <w:rFonts w:ascii="Times New Roman" w:cs="Times New Roman" w:eastAsia="Times New Roman" w:hAnsi="Times New Roman"/>
+        </w:rPr>
+      </w:pPr>
+      <w:r>
+        <w:rPr>
+          <w:rFonts w:ascii="Times New Roman" w:cs="Times New Roman" w:eastAsia="Times New Roman" w:hAnsi="Times New Roman"/>
+          <w:rtl w:val="0"/>
+        </w:rPr>
+        <w:t xml:space="preserve">5 AUGUST 2026</w:t>
+      </w:r>
+    </w:p>
+    <w:p>
+      <w:pPr>
+        <w:spacing w:after="240" w:before="240" w:lineRule="auto"/>
+        <w:rPr>
+          <w:rFonts w:ascii="Times New Roman" w:cs="Times New Roman" w:eastAsia="Times New Roman" w:hAnsi="Times New Roman"/>
+        </w:rPr>
+      </w:pPr>
+      <w:r>
+        <w:rPr>
+          <w:rFonts w:ascii="Times New Roman" w:cs="Times New Roman" w:eastAsia="Times New Roman" w:hAnsi="Times New Roman"/>
+          <w:rtl w:val="0"/>
+        </w:rPr>
+        <w:t xml:space="preserve">Reaching Younger Learners</w:t>
+      </w:r>
+    </w:p>
+    <w:p>
+      <w:pPr>
+        <w:spacing w:after="240" w:before="240" w:lineRule="auto"/>
+        <w:rPr>
+          <w:rFonts w:ascii="Times New Roman" w:cs="Times New Roman" w:eastAsia="Times New Roman" w:hAnsi="Times New Roman"/>
+        </w:rPr>
+      </w:pPr>
+      <w:r>
+        <w:rPr>
+          <w:rFonts w:ascii="Times New Roman" w:cs="Times New Roman" w:eastAsia="Times New Roman" w:hAnsi="Times New Roman"/>
+          <w:rtl w:val="0"/>
+        </w:rPr>
+        <w:t xml:space="preserve">WIEMO continued its work with Parikrma by bringing an interactive introduction to particle physics to 30 Grade 7 students.</w:t>
+      </w:r>
+    </w:p>
+    <w:p>
+      <w:pPr>
+        <w:spacing w:after="240" w:before="240" w:lineRule="auto"/>
+        <w:rPr>
+          <w:rFonts w:ascii="Times New Roman" w:cs="Times New Roman" w:eastAsia="Times New Roman" w:hAnsi="Times New Roman"/>
+        </w:rPr>
+      </w:pPr>
+      <w:r>
+        <w:rPr>
+          <w:rFonts w:ascii="Times New Roman" w:cs="Times New Roman" w:eastAsia="Times New Roman" w:hAnsi="Times New Roman"/>
+          <w:rtl w:val="0"/>
+        </w:rPr>
+        <w:t xml:space="preserve">06</w:t>
+      </w:r>
+    </w:p>
+    <w:p>
+      <w:pPr>
+        <w:spacing w:after="240" w:before="240" w:lineRule="auto"/>
+        <w:rPr>
+          <w:rFonts w:ascii="Times New Roman" w:cs="Times New Roman" w:eastAsia="Times New Roman" w:hAnsi="Times New Roman"/>
+        </w:rPr>
+      </w:pPr>
+      <w:r>
+        <w:rPr>
+          <w:rFonts w:ascii="Times New Roman" w:cs="Times New Roman" w:eastAsia="Times New Roman" w:hAnsi="Times New Roman"/>
+          <w:rtl w:val="0"/>
+        </w:rPr>
+        <w:t xml:space="preserve">AUGUST 2026</w:t>
+      </w:r>
+    </w:p>
+    <w:p>
+      <w:pPr>
+        <w:spacing w:after="240" w:before="240" w:lineRule="auto"/>
+        <w:rPr>
+          <w:rFonts w:ascii="Times New Roman" w:cs="Times New Roman" w:eastAsia="Times New Roman" w:hAnsi="Times New Roman"/>
+        </w:rPr>
+      </w:pPr>
+      <w:r>
+        <w:rPr>
+          <w:rFonts w:ascii="Times New Roman" w:cs="Times New Roman" w:eastAsia="Times New Roman" w:hAnsi="Times New Roman"/>
+          <w:rtl w:val="0"/>
+        </w:rPr>
+        <w:t xml:space="preserve">Over 350 Students Reached</w:t>
+      </w:r>
+    </w:p>
+    <w:p>
+      <w:pPr>
+        <w:spacing w:after="240" w:before="240" w:lineRule="auto"/>
+        <w:rPr>
+          <w:rFonts w:ascii="Times New Roman" w:cs="Times New Roman" w:eastAsia="Times New Roman" w:hAnsi="Times New Roman"/>
+        </w:rPr>
+      </w:pPr>
+      <w:r>
+        <w:rPr>
+          <w:rFonts w:ascii="Times New Roman" w:cs="Times New Roman" w:eastAsia="Times New Roman" w:hAnsi="Times New Roman"/>
+          <w:rtl w:val="0"/>
+        </w:rPr>
+        <w:t xml:space="preserve">With our latest session, WIEMO crossed its first major milestone, reaching 351 students across seven sessions.</w:t>
+      </w:r>
+    </w:p>
+    <w:p>
+      <w:pPr>
+        <w:rPr>
+          <w:rFonts w:ascii="Times New Roman" w:cs="Times New Roman" w:eastAsia="Times New Roman" w:hAnsi="Times New Roman"/>
+        </w:rPr>
       </w:pPr>
       <w:r>
         <w:rPr>
@@ -819,6 +3557,7 @@
       </w:r>
     </w:p>
     <w:sectPr>
+      <w:type w:val="nextPage"/>
       <w:pgSz w:h="15840" w:w="12240" w:orient="portrait"/>
       <w:pgMar w:bottom="1440" w:top="1440" w:left="1440" w:right="1440" w:header="720" w:footer="720"/>
       <w:pgNumType w:start="1"/>
@@ -828,7 +3567,234 @@
 </file>
 
 <file path=word/numbering.xml><?xml version="1.0" encoding="utf-8"?>
-<w:numbering xmlns:mc="http://schemas.openxmlformats.org/markup-compatibility/2006" xmlns:o="urn:schemas-microsoft-com:office:office" xmlns:r="http://schemas.openxmlformats.org/officeDocument/2006/relationships" xmlns:m="http://schemas.openxmlformats.org/officeDocument/2006/math" xmlns:v="urn:schemas-microsoft-com:vml" xmlns:wp="http://schemas.openxmlformats.org/drawingml/2006/wordprocessingDrawing" xmlns:w10="urn:schemas-microsoft-com:office:word" xmlns:w="http://schemas.openxmlformats.org/wordprocessingml/2006/main" xmlns:wne="http://schemas.microsoft.com/office/word/2006/wordml" xmlns:sl="http://schemas.openxmlformats.org/schemaLibrary/2006/main" xmlns:a="http://schemas.openxmlformats.org/drawingml/2006/main" xmlns:pic="http://schemas.openxmlformats.org/drawingml/2006/picture" xmlns:c="http://schemas.openxmlformats.org/drawingml/2006/chart" xmlns:lc="http://schemas.openxmlformats.org/drawingml/2006/lockedCanvas" xmlns:dgm="http://schemas.openxmlformats.org/drawingml/2006/diagram" xmlns:wps="http://schemas.microsoft.com/office/word/2010/wordprocessingShape" xmlns:wpg="http://schemas.microsoft.com/office/word/2010/wordprocessingGroup" xmlns:w14="http://schemas.microsoft.com/office/word/2010/wordml" xmlns:w15="http://schemas.microsoft.com/office/word/2012/wordml" xmlns:w16="http://schemas.microsoft.com/office/word/2018/wordml" xmlns:w16cex="http://schemas.microsoft.com/office/word/2018/wordml/cex" xmlns:w16cid="http://schemas.microsoft.com/office/word/2016/wordml/cid" xmlns="http://schemas.microsoft.com/office/tasks/2019/documenttasks" xmlns:cr="http://schemas.microsoft.com/office/comments/2020/reactions"/>
+<w:numbering xmlns:mc="http://schemas.openxmlformats.org/markup-compatibility/2006" xmlns:o="urn:schemas-microsoft-com:office:office" xmlns:r="http://schemas.openxmlformats.org/officeDocument/2006/relationships" xmlns:m="http://schemas.openxmlformats.org/officeDocument/2006/math" xmlns:v="urn:schemas-microsoft-com:vml" xmlns:wp="http://schemas.openxmlformats.org/drawingml/2006/wordprocessingDrawing" xmlns:w10="urn:schemas-microsoft-com:office:word" xmlns:w="http://schemas.openxmlformats.org/wordprocessingml/2006/main" xmlns:wne="http://schemas.microsoft.com/office/word/2006/wordml" xmlns:sl="http://schemas.openxmlformats.org/schemaLibrary/2006/main" xmlns:a="http://schemas.openxmlformats.org/drawingml/2006/main" xmlns:pic="http://schemas.openxmlformats.org/drawingml/2006/picture" xmlns:c="http://schemas.openxmlformats.org/drawingml/2006/chart" xmlns:lc="http://schemas.openxmlformats.org/drawingml/2006/lockedCanvas" xmlns:dgm="http://schemas.openxmlformats.org/drawingml/2006/diagram" xmlns:wps="http://schemas.microsoft.com/office/word/2010/wordprocessingShape" xmlns:wpg="http://schemas.microsoft.com/office/word/2010/wordprocessingGroup" xmlns:w14="http://schemas.microsoft.com/office/word/2010/wordml" xmlns:w15="http://schemas.microsoft.com/office/word/2012/wordml" xmlns:w16="http://schemas.microsoft.com/office/word/2018/wordml" xmlns:w16cex="http://schemas.microsoft.com/office/word/2018/wordml/cex" xmlns:w16cid="http://schemas.microsoft.com/office/word/2016/wordml/cid" xmlns="http://schemas.microsoft.com/office/tasks/2019/documenttasks" xmlns:cr="http://schemas.microsoft.com/office/comments/2020/reactions">
+  <w:abstractNum w:abstractNumId="1">
+    <w:lvl w:ilvl="0">
+      <w:start w:val="1"/>
+      <w:numFmt w:val="bullet"/>
+      <w:lvlText w:val="●"/>
+      <w:lvlJc w:val="left"/>
+      <w:pPr>
+        <w:ind w:left="720" w:hanging="360"/>
+      </w:pPr>
+      <w:rPr>
+        <w:u w:val="none"/>
+      </w:rPr>
+    </w:lvl>
+    <w:lvl w:ilvl="1">
+      <w:start w:val="1"/>
+      <w:numFmt w:val="bullet"/>
+      <w:lvlText w:val="○"/>
+      <w:lvlJc w:val="left"/>
+      <w:pPr>
+        <w:ind w:left="1440" w:hanging="360"/>
+      </w:pPr>
+      <w:rPr>
+        <w:u w:val="none"/>
+      </w:rPr>
+    </w:lvl>
+    <w:lvl w:ilvl="2">
+      <w:start w:val="1"/>
+      <w:numFmt w:val="bullet"/>
+      <w:lvlText w:val="■"/>
+      <w:lvlJc w:val="left"/>
+      <w:pPr>
+        <w:ind w:left="2160" w:hanging="360"/>
+      </w:pPr>
+      <w:rPr>
+        <w:u w:val="none"/>
+      </w:rPr>
+    </w:lvl>
+    <w:lvl w:ilvl="3">
+      <w:start w:val="1"/>
+      <w:numFmt w:val="bullet"/>
+      <w:lvlText w:val="●"/>
+      <w:lvlJc w:val="left"/>
+      <w:pPr>
+        <w:ind w:left="2880" w:hanging="360"/>
+      </w:pPr>
+      <w:rPr>
+        <w:u w:val="none"/>
+      </w:rPr>
+    </w:lvl>
+    <w:lvl w:ilvl="4">
+      <w:start w:val="1"/>
+      <w:numFmt w:val="bullet"/>
+      <w:lvlText w:val="○"/>
+      <w:lvlJc w:val="left"/>
+      <w:pPr>
+        <w:ind w:left="3600" w:hanging="360"/>
+      </w:pPr>
+      <w:rPr>
+        <w:u w:val="none"/>
+      </w:rPr>
+    </w:lvl>
+    <w:lvl w:ilvl="5">
+      <w:start w:val="1"/>
+      <w:numFmt w:val="bullet"/>
+      <w:lvlText w:val="■"/>
+      <w:lvlJc w:val="left"/>
+      <w:pPr>
+        <w:ind w:left="4320" w:hanging="360"/>
+      </w:pPr>
+      <w:rPr>
+        <w:u w:val="none"/>
+      </w:rPr>
+    </w:lvl>
+    <w:lvl w:ilvl="6">
+      <w:start w:val="1"/>
+      <w:numFmt w:val="bullet"/>
+      <w:lvlText w:val="●"/>
+      <w:lvlJc w:val="left"/>
+      <w:pPr>
+        <w:ind w:left="5040" w:hanging="360"/>
+      </w:pPr>
+      <w:rPr>
+        <w:u w:val="none"/>
+      </w:rPr>
+    </w:lvl>
+    <w:lvl w:ilvl="7">
+      <w:start w:val="1"/>
+      <w:numFmt w:val="bullet"/>
+      <w:lvlText w:val="○"/>
+      <w:lvlJc w:val="left"/>
+      <w:pPr>
+        <w:ind w:left="5760" w:hanging="360"/>
+      </w:pPr>
+      <w:rPr>
+        <w:u w:val="none"/>
+      </w:rPr>
+    </w:lvl>
+    <w:lvl w:ilvl="8">
+      <w:start w:val="1"/>
+      <w:numFmt w:val="bullet"/>
+      <w:lvlText w:val="■"/>
+      <w:lvlJc w:val="left"/>
+      <w:pPr>
+        <w:ind w:left="6480" w:hanging="360"/>
+      </w:pPr>
+      <w:rPr>
+        <w:u w:val="none"/>
+      </w:rPr>
+    </w:lvl>
+  </w:abstractNum>
+  <w:abstractNum w:abstractNumId="2">
+    <w:lvl w:ilvl="0">
+      <w:start w:val="1"/>
+      <w:numFmt w:val="bullet"/>
+      <w:lvlText w:val="●"/>
+      <w:lvlJc w:val="left"/>
+      <w:pPr>
+        <w:ind w:left="720" w:hanging="360"/>
+      </w:pPr>
+      <w:rPr>
+        <w:u w:val="none"/>
+      </w:rPr>
+    </w:lvl>
+    <w:lvl w:ilvl="1">
+      <w:start w:val="1"/>
+      <w:numFmt w:val="bullet"/>
+      <w:lvlText w:val="○"/>
+      <w:lvlJc w:val="left"/>
+      <w:pPr>
+        <w:ind w:left="1440" w:hanging="360"/>
+      </w:pPr>
+      <w:rPr>
+        <w:u w:val="none"/>
+      </w:rPr>
+    </w:lvl>
+    <w:lvl w:ilvl="2">
+      <w:start w:val="1"/>
+      <w:numFmt w:val="bullet"/>
+      <w:lvlText w:val="■"/>
+      <w:lvlJc w:val="left"/>
+      <w:pPr>
+        <w:ind w:left="2160" w:hanging="360"/>
+      </w:pPr>
+      <w:rPr>
+        <w:u w:val="none"/>
+      </w:rPr>
+    </w:lvl>
+    <w:lvl w:ilvl="3">
+      <w:start w:val="1"/>
+      <w:numFmt w:val="bullet"/>
+      <w:lvlText w:val="●"/>
+      <w:lvlJc w:val="left"/>
+      <w:pPr>
+        <w:ind w:left="2880" w:hanging="360"/>
+      </w:pPr>
+      <w:rPr>
+        <w:u w:val="none"/>
+      </w:rPr>
+    </w:lvl>
+    <w:lvl w:ilvl="4">
+      <w:start w:val="1"/>
+      <w:numFmt w:val="bullet"/>
+      <w:lvlText w:val="○"/>
+      <w:lvlJc w:val="left"/>
+      <w:pPr>
+        <w:ind w:left="3600" w:hanging="360"/>
+      </w:pPr>
+      <w:rPr>
+        <w:u w:val="none"/>
+      </w:rPr>
+    </w:lvl>
+    <w:lvl w:ilvl="5">
+      <w:start w:val="1"/>
+      <w:numFmt w:val="bullet"/>
+      <w:lvlText w:val="■"/>
+      <w:lvlJc w:val="left"/>
+      <w:pPr>
+        <w:ind w:left="4320" w:hanging="360"/>
+      </w:pPr>
+      <w:rPr>
+        <w:u w:val="none"/>
+      </w:rPr>
+    </w:lvl>
+    <w:lvl w:ilvl="6">
+      <w:start w:val="1"/>
+      <w:numFmt w:val="bullet"/>
+      <w:lvlText w:val="●"/>
+      <w:lvlJc w:val="left"/>
+      <w:pPr>
+        <w:ind w:left="5040" w:hanging="360"/>
+      </w:pPr>
+      <w:rPr>
+        <w:u w:val="none"/>
+      </w:rPr>
+    </w:lvl>
+    <w:lvl w:ilvl="7">
+      <w:start w:val="1"/>
+      <w:numFmt w:val="bullet"/>
+      <w:lvlText w:val="○"/>
+      <w:lvlJc w:val="left"/>
+      <w:pPr>
+        <w:ind w:left="5760" w:hanging="360"/>
+      </w:pPr>
+      <w:rPr>
+        <w:u w:val="none"/>
+      </w:rPr>
+    </w:lvl>
+    <w:lvl w:ilvl="8">
+      <w:start w:val="1"/>
+      <w:numFmt w:val="bullet"/>
+      <w:lvlText w:val="■"/>
+      <w:lvlJc w:val="left"/>
+      <w:pPr>
+        <w:ind w:left="6480" w:hanging="360"/>
+      </w:pPr>
+      <w:rPr>
+        <w:u w:val="none"/>
+      </w:rPr>
+    </w:lvl>
+  </w:abstractNum>
+  <w:num w:numId="1">
+    <w:abstractNumId w:val="1"/>
+  </w:num>
+  <w:num w:numId="2">
+    <w:abstractNumId w:val="2"/>
+  </w:num>
+</w:numbering>
 </file>
 
 <file path=word/styles.xml><?xml version="1.0" encoding="utf-8"?>
